--- a/lessons/6-8/readiness/practice.docx
+++ b/lessons/6-8/readiness/practice.docx
@@ -86,7 +86,1397 @@
     </w:p>
     <w:p>
       <w:pPr>
-        <w:spacing w:after="120" w:before="0"/>
+        <w:spacing w:after="60" w:before="120"/>
+      </w:pPr>
+      <w:r>
+        <w:rPr>
+          <w:b/>
+          <w:bCs/>
+          <w:color w:val="0F2B3C"/>
+          <w:sz w:val="24"/>
+          <w:szCs w:val="24"/>
+        </w:rPr>
+        <w:t xml:space="preserve">Vocabulary Anchor Box</w:t>
+      </w:r>
+    </w:p>
+    <w:tbl>
+      <w:tblPr>
+        <w:tblW w:type="dxa" w:w="9360"/>
+        <w:tblBorders>
+          <w:top w:val="single" w:color="C7D2DD" w:sz="6"/>
+          <w:left w:val="single" w:color="C7D2DD" w:sz="6"/>
+          <w:bottom w:val="single" w:color="C7D2DD" w:sz="6"/>
+          <w:right w:val="single" w:color="C7D2DD" w:sz="6"/>
+          <w:insideH w:val="single" w:color="C7D2DD" w:sz="6"/>
+          <w:insideV w:val="single" w:color="C7D2DD" w:sz="6"/>
+        </w:tblBorders>
+      </w:tblPr>
+      <w:tblGrid>
+        <w:gridCol w:w="1800"/>
+        <w:gridCol w:w="3160"/>
+        <w:gridCol w:w="2200"/>
+        <w:gridCol w:w="2200"/>
+      </w:tblGrid>
+      <w:tr>
+        <w:trPr>
+          <w:cantSplit/>
+          <w:tblHeader/>
+        </w:trPr>
+        <w:tc>
+          <w:tcPr>
+            <w:tcW w:type="dxa" w:w="1800"/>
+            <w:shd w:fill="EEF4F8" w:color="auto" w:val="clear"/>
+            <w:tcMar>
+              <w:top w:type="dxa" w:w="60"/>
+              <w:left w:type="dxa" w:w="100"/>
+              <w:bottom w:type="dxa" w:w="60"/>
+              <w:right w:type="dxa" w:w="100"/>
+            </w:tcMar>
+          </w:tcPr>
+          <w:p>
+            <w:pPr>
+              <w:spacing w:after="0" w:before="0"/>
+            </w:pPr>
+            <w:r>
+              <w:rPr>
+                <w:b/>
+                <w:bCs/>
+                <w:color w:val="0F2B3C"/>
+                <w:sz w:val="18"/>
+                <w:szCs w:val="18"/>
+              </w:rPr>
+              <w:t xml:space="preserve">Concept Term</w:t>
+            </w:r>
+          </w:p>
+        </w:tc>
+        <w:tc>
+          <w:tcPr>
+            <w:tcW w:type="dxa" w:w="3160"/>
+            <w:shd w:fill="EEF4F8" w:color="auto" w:val="clear"/>
+            <w:tcMar>
+              <w:top w:type="dxa" w:w="60"/>
+              <w:left w:type="dxa" w:w="100"/>
+              <w:bottom w:type="dxa" w:w="60"/>
+              <w:right w:type="dxa" w:w="100"/>
+            </w:tcMar>
+          </w:tcPr>
+          <w:p>
+            <w:pPr>
+              <w:spacing w:after="0" w:before="0"/>
+            </w:pPr>
+            <w:r>
+              <w:rPr>
+                <w:b/>
+                <w:bCs/>
+                <w:color w:val="0F2B3C"/>
+                <w:sz w:val="18"/>
+                <w:szCs w:val="18"/>
+              </w:rPr>
+              <w:t xml:space="preserve">Student-Friendly Definition</w:t>
+            </w:r>
+          </w:p>
+        </w:tc>
+        <w:tc>
+          <w:tcPr>
+            <w:tcW w:type="dxa" w:w="2200"/>
+            <w:shd w:fill="EEF4F8" w:color="auto" w:val="clear"/>
+            <w:tcMar>
+              <w:top w:type="dxa" w:w="60"/>
+              <w:left w:type="dxa" w:w="100"/>
+              <w:bottom w:type="dxa" w:w="60"/>
+              <w:right w:type="dxa" w:w="100"/>
+            </w:tcMar>
+          </w:tcPr>
+          <w:p>
+            <w:pPr>
+              <w:spacing w:after="0" w:before="0"/>
+            </w:pPr>
+            <w:r>
+              <w:rPr>
+                <w:b/>
+                <w:bCs/>
+                <w:color w:val="0F2B3C"/>
+                <w:sz w:val="18"/>
+                <w:szCs w:val="18"/>
+              </w:rPr>
+              <w:t xml:space="preserve">Non-Example</w:t>
+            </w:r>
+          </w:p>
+        </w:tc>
+        <w:tc>
+          <w:tcPr>
+            <w:tcW w:type="dxa" w:w="2200"/>
+            <w:shd w:fill="EEF4F8" w:color="auto" w:val="clear"/>
+            <w:tcMar>
+              <w:top w:type="dxa" w:w="60"/>
+              <w:left w:type="dxa" w:w="100"/>
+              <w:bottom w:type="dxa" w:w="60"/>
+              <w:right w:type="dxa" w:w="100"/>
+            </w:tcMar>
+          </w:tcPr>
+          <w:p>
+            <w:pPr>
+              <w:spacing w:after="0" w:before="0"/>
+            </w:pPr>
+            <w:r>
+              <w:rPr>
+                <w:b/>
+                <w:bCs/>
+                <w:color w:val="0F2B3C"/>
+                <w:sz w:val="18"/>
+                <w:szCs w:val="18"/>
+              </w:rPr>
+              <w:t xml:space="preserve">Visual Clue</w:t>
+            </w:r>
+          </w:p>
+        </w:tc>
+      </w:tr>
+      <w:tr>
+        <w:trPr>
+          <w:cantSplit/>
+        </w:trPr>
+        <w:tc>
+          <w:tcPr>
+            <w:tcW w:type="dxa" w:w="1800"/>
+            <w:tcMar>
+              <w:top w:type="dxa" w:w="60"/>
+              <w:left w:type="dxa" w:w="100"/>
+              <w:bottom w:type="dxa" w:w="60"/>
+              <w:right w:type="dxa" w:w="100"/>
+            </w:tcMar>
+            <w:vAlign w:val="top"/>
+          </w:tcPr>
+          <w:p>
+            <w:pPr>
+              <w:spacing w:after="20" w:before="0"/>
+            </w:pPr>
+            <w:r>
+              <w:rPr>
+                <w:b/>
+                <w:bCs/>
+                <w:color w:val="0F2B3C"/>
+                <w:sz w:val="20"/>
+                <w:szCs w:val="20"/>
+              </w:rPr>
+              <w:t xml:space="preserve">Properties of Operations</w:t>
+            </w:r>
+          </w:p>
+          <w:p>
+            <w:pPr>
+              <w:spacing w:after="0" w:before="0"/>
+            </w:pPr>
+            <w:r>
+              <w:rPr>
+                <w:i/>
+                <w:iCs/>
+                <w:color w:val="5E6E7E"/>
+                <w:sz w:val="18"/>
+                <w:szCs w:val="18"/>
+              </w:rPr>
+              <w:t xml:space="preserve">Propiedades de las operaciones</w:t>
+            </w:r>
+          </w:p>
+        </w:tc>
+        <w:tc>
+          <w:tcPr>
+            <w:tcW w:type="dxa" w:w="3160"/>
+            <w:tcMar>
+              <w:top w:type="dxa" w:w="60"/>
+              <w:left w:type="dxa" w:w="100"/>
+              <w:bottom w:type="dxa" w:w="60"/>
+              <w:right w:type="dxa" w:w="100"/>
+            </w:tcMar>
+            <w:vAlign w:val="top"/>
+          </w:tcPr>
+          <w:p>
+            <w:pPr>
+              <w:spacing w:after="0" w:before="0"/>
+            </w:pPr>
+            <w:r>
+              <w:rPr>
+                <w:sz w:val="19"/>
+                <w:szCs w:val="19"/>
+              </w:rPr>
+              <w:t xml:space="preserve">Rules that let you reorder or regroup numbers without changing an expression's value.</w:t>
+            </w:r>
+          </w:p>
+        </w:tc>
+        <w:tc>
+          <w:tcPr>
+            <w:tcW w:type="dxa" w:w="2200"/>
+            <w:tcMar>
+              <w:top w:type="dxa" w:w="60"/>
+              <w:left w:type="dxa" w:w="100"/>
+              <w:bottom w:type="dxa" w:w="60"/>
+              <w:right w:type="dxa" w:w="100"/>
+            </w:tcMar>
+            <w:vAlign w:val="top"/>
+          </w:tcPr>
+          <w:p>
+            <w:pPr>
+              <w:spacing w:after="30" w:before="0"/>
+            </w:pPr>
+            <w:r>
+              <w:rPr>
+                <w:i/>
+                <w:iCs/>
+                <w:color w:val="5E6E7E"/>
+                <w:sz w:val="18"/>
+                <w:szCs w:val="18"/>
+              </w:rPr>
+              <w:t xml:space="preserve">Not Properties of Operations: write a counter-example that does not fit the rule.</w:t>
+            </w:r>
+          </w:p>
+          <w:p>
+            <w:pPr>
+              <w:spacing w:after="50" w:before="0"/>
+            </w:pPr>
+            <w:r>
+              <w:rPr>
+                <w:color w:val="BBBBBB"/>
+                <w:sz w:val="18"/>
+                <w:szCs w:val="18"/>
+              </w:rPr>
+              <w:t xml:space="preserve">____________________________</w:t>
+            </w:r>
+          </w:p>
+        </w:tc>
+        <w:tc>
+          <w:tcPr>
+            <w:tcW w:type="dxa" w:w="2200"/>
+            <w:tcMar>
+              <w:top w:type="dxa" w:w="60"/>
+              <w:left w:type="dxa" w:w="100"/>
+              <w:bottom w:type="dxa" w:w="60"/>
+              <w:right w:type="dxa" w:w="100"/>
+            </w:tcMar>
+            <w:vAlign w:val="top"/>
+          </w:tcPr>
+          <w:p>
+            <w:pPr>
+              <w:spacing w:after="0" w:before="0"/>
+            </w:pPr>
+            <w:r>
+              <w:rPr>
+                <w:i/>
+                <w:iCs/>
+                <w:color w:val="5E6E7E"/>
+                <w:sz w:val="18"/>
+                <w:szCs w:val="18"/>
+              </w:rPr>
+              <w:t xml:space="preserve">3 + 5 = 5 + 3 (commutative property).</w:t>
+            </w:r>
+          </w:p>
+        </w:tc>
+      </w:tr>
+      <w:tr>
+        <w:trPr>
+          <w:cantSplit/>
+        </w:trPr>
+        <w:tc>
+          <w:tcPr>
+            <w:tcW w:type="dxa" w:w="1800"/>
+            <w:tcMar>
+              <w:top w:type="dxa" w:w="60"/>
+              <w:left w:type="dxa" w:w="100"/>
+              <w:bottom w:type="dxa" w:w="60"/>
+              <w:right w:type="dxa" w:w="100"/>
+            </w:tcMar>
+            <w:vAlign w:val="top"/>
+          </w:tcPr>
+          <w:p>
+            <w:pPr>
+              <w:spacing w:after="20" w:before="0"/>
+            </w:pPr>
+            <w:r>
+              <w:rPr>
+                <w:b/>
+                <w:bCs/>
+                <w:color w:val="0F2B3C"/>
+                <w:sz w:val="20"/>
+                <w:szCs w:val="20"/>
+              </w:rPr>
+              <w:t xml:space="preserve">Commutative Property</w:t>
+            </w:r>
+          </w:p>
+          <w:p>
+            <w:pPr>
+              <w:spacing w:after="0" w:before="0"/>
+            </w:pPr>
+            <w:r>
+              <w:rPr>
+                <w:i/>
+                <w:iCs/>
+                <w:color w:val="5E6E7E"/>
+                <w:sz w:val="18"/>
+                <w:szCs w:val="18"/>
+              </w:rPr>
+              <w:t xml:space="preserve">Propiedad conmutativa</w:t>
+            </w:r>
+          </w:p>
+        </w:tc>
+        <w:tc>
+          <w:tcPr>
+            <w:tcW w:type="dxa" w:w="3160"/>
+            <w:tcMar>
+              <w:top w:type="dxa" w:w="60"/>
+              <w:left w:type="dxa" w:w="100"/>
+              <w:bottom w:type="dxa" w:w="60"/>
+              <w:right w:type="dxa" w:w="100"/>
+            </w:tcMar>
+            <w:vAlign w:val="top"/>
+          </w:tcPr>
+          <w:p>
+            <w:pPr>
+              <w:spacing w:after="0" w:before="0"/>
+            </w:pPr>
+            <w:r>
+              <w:rPr>
+                <w:sz w:val="19"/>
+                <w:szCs w:val="19"/>
+              </w:rPr>
+              <w:t xml:space="preserve">You can change the order and get the same answer.</w:t>
+            </w:r>
+          </w:p>
+        </w:tc>
+        <w:tc>
+          <w:tcPr>
+            <w:tcW w:type="dxa" w:w="2200"/>
+            <w:tcMar>
+              <w:top w:type="dxa" w:w="60"/>
+              <w:left w:type="dxa" w:w="100"/>
+              <w:bottom w:type="dxa" w:w="60"/>
+              <w:right w:type="dxa" w:w="100"/>
+            </w:tcMar>
+            <w:vAlign w:val="top"/>
+          </w:tcPr>
+          <w:p>
+            <w:pPr>
+              <w:spacing w:after="30" w:before="0"/>
+            </w:pPr>
+            <w:r>
+              <w:rPr>
+                <w:i/>
+                <w:iCs/>
+                <w:color w:val="5E6E7E"/>
+                <w:sz w:val="18"/>
+                <w:szCs w:val="18"/>
+              </w:rPr>
+              <w:t xml:space="preserve">Not Commutative Property: write a counter-example that does not fit the rule.</w:t>
+            </w:r>
+          </w:p>
+          <w:p>
+            <w:pPr>
+              <w:spacing w:after="50" w:before="0"/>
+            </w:pPr>
+            <w:r>
+              <w:rPr>
+                <w:color w:val="BBBBBB"/>
+                <w:sz w:val="18"/>
+                <w:szCs w:val="18"/>
+              </w:rPr>
+              <w:t xml:space="preserve">____________________________</w:t>
+            </w:r>
+          </w:p>
+        </w:tc>
+        <w:tc>
+          <w:tcPr>
+            <w:tcW w:type="dxa" w:w="2200"/>
+            <w:tcMar>
+              <w:top w:type="dxa" w:w="60"/>
+              <w:left w:type="dxa" w:w="100"/>
+              <w:bottom w:type="dxa" w:w="60"/>
+              <w:right w:type="dxa" w:w="100"/>
+            </w:tcMar>
+            <w:vAlign w:val="top"/>
+          </w:tcPr>
+          <w:p>
+            <w:pPr>
+              <w:spacing w:after="0" w:before="0"/>
+            </w:pPr>
+            <w:r>
+              <w:rPr>
+                <w:i/>
+                <w:iCs/>
+                <w:color w:val="5E6E7E"/>
+                <w:sz w:val="18"/>
+                <w:szCs w:val="18"/>
+              </w:rPr>
+              <w:t xml:space="preserve">3 + 7 = 7 + 3 = 10 both ways; 4 × 5 = 5 × 4 = 20 both ways — order does not matter</w:t>
+            </w:r>
+          </w:p>
+        </w:tc>
+      </w:tr>
+      <w:tr>
+        <w:trPr>
+          <w:cantSplit/>
+        </w:trPr>
+        <w:tc>
+          <w:tcPr>
+            <w:tcW w:type="dxa" w:w="1800"/>
+            <w:tcMar>
+              <w:top w:type="dxa" w:w="60"/>
+              <w:left w:type="dxa" w:w="100"/>
+              <w:bottom w:type="dxa" w:w="60"/>
+              <w:right w:type="dxa" w:w="100"/>
+            </w:tcMar>
+            <w:vAlign w:val="top"/>
+          </w:tcPr>
+          <w:p>
+            <w:pPr>
+              <w:spacing w:after="20" w:before="0"/>
+            </w:pPr>
+            <w:r>
+              <w:rPr>
+                <w:b/>
+                <w:bCs/>
+                <w:color w:val="0F2B3C"/>
+                <w:sz w:val="20"/>
+                <w:szCs w:val="20"/>
+              </w:rPr>
+              <w:t xml:space="preserve">Associative Property</w:t>
+            </w:r>
+          </w:p>
+          <w:p>
+            <w:pPr>
+              <w:spacing w:after="0" w:before="0"/>
+            </w:pPr>
+            <w:r>
+              <w:rPr>
+                <w:i/>
+                <w:iCs/>
+                <w:color w:val="5E6E7E"/>
+                <w:sz w:val="18"/>
+                <w:szCs w:val="18"/>
+              </w:rPr>
+              <w:t xml:space="preserve">Propiedad asociativa</w:t>
+            </w:r>
+          </w:p>
+        </w:tc>
+        <w:tc>
+          <w:tcPr>
+            <w:tcW w:type="dxa" w:w="3160"/>
+            <w:tcMar>
+              <w:top w:type="dxa" w:w="60"/>
+              <w:left w:type="dxa" w:w="100"/>
+              <w:bottom w:type="dxa" w:w="60"/>
+              <w:right w:type="dxa" w:w="100"/>
+            </w:tcMar>
+            <w:vAlign w:val="top"/>
+          </w:tcPr>
+          <w:p>
+            <w:pPr>
+              <w:spacing w:after="0" w:before="0"/>
+            </w:pPr>
+            <w:r>
+              <w:rPr>
+                <w:sz w:val="19"/>
+                <w:szCs w:val="19"/>
+              </w:rPr>
+              <w:t xml:space="preserve">You can change the grouping and get the same answer.</w:t>
+            </w:r>
+          </w:p>
+        </w:tc>
+        <w:tc>
+          <w:tcPr>
+            <w:tcW w:type="dxa" w:w="2200"/>
+            <w:tcMar>
+              <w:top w:type="dxa" w:w="60"/>
+              <w:left w:type="dxa" w:w="100"/>
+              <w:bottom w:type="dxa" w:w="60"/>
+              <w:right w:type="dxa" w:w="100"/>
+            </w:tcMar>
+            <w:vAlign w:val="top"/>
+          </w:tcPr>
+          <w:p>
+            <w:pPr>
+              <w:spacing w:after="30" w:before="0"/>
+            </w:pPr>
+            <w:r>
+              <w:rPr>
+                <w:i/>
+                <w:iCs/>
+                <w:color w:val="5E6E7E"/>
+                <w:sz w:val="18"/>
+                <w:szCs w:val="18"/>
+              </w:rPr>
+              <w:t xml:space="preserve">Not Associative Property: write a counter-example that does not fit the rule.</w:t>
+            </w:r>
+          </w:p>
+          <w:p>
+            <w:pPr>
+              <w:spacing w:after="50" w:before="0"/>
+            </w:pPr>
+            <w:r>
+              <w:rPr>
+                <w:color w:val="BBBBBB"/>
+                <w:sz w:val="18"/>
+                <w:szCs w:val="18"/>
+              </w:rPr>
+              <w:t xml:space="preserve">____________________________</w:t>
+            </w:r>
+          </w:p>
+        </w:tc>
+        <w:tc>
+          <w:tcPr>
+            <w:tcW w:type="dxa" w:w="2200"/>
+            <w:tcMar>
+              <w:top w:type="dxa" w:w="60"/>
+              <w:left w:type="dxa" w:w="100"/>
+              <w:bottom w:type="dxa" w:w="60"/>
+              <w:right w:type="dxa" w:w="100"/>
+            </w:tcMar>
+            <w:vAlign w:val="top"/>
+          </w:tcPr>
+          <w:p>
+            <w:pPr>
+              <w:spacing w:after="0" w:before="0"/>
+            </w:pPr>
+            <w:r>
+              <w:rPr>
+                <w:i/>
+                <w:iCs/>
+                <w:color w:val="5E6E7E"/>
+                <w:sz w:val="18"/>
+                <w:szCs w:val="18"/>
+              </w:rPr>
+              <w:t xml:space="preserve">(2 + 3) + 4 = 5 + 4 = 9 and 2 + (3 + 4) = 2 + 7 = 9 — same answer, different grouping</w:t>
+            </w:r>
+          </w:p>
+        </w:tc>
+      </w:tr>
+      <w:tr>
+        <w:trPr>
+          <w:cantSplit/>
+        </w:trPr>
+        <w:tc>
+          <w:tcPr>
+            <w:tcW w:type="dxa" w:w="1800"/>
+            <w:tcMar>
+              <w:top w:type="dxa" w:w="60"/>
+              <w:left w:type="dxa" w:w="100"/>
+              <w:bottom w:type="dxa" w:w="60"/>
+              <w:right w:type="dxa" w:w="100"/>
+            </w:tcMar>
+            <w:vAlign w:val="top"/>
+          </w:tcPr>
+          <w:p>
+            <w:pPr>
+              <w:spacing w:after="20" w:before="0"/>
+            </w:pPr>
+            <w:r>
+              <w:rPr>
+                <w:b/>
+                <w:bCs/>
+                <w:color w:val="0F2B3C"/>
+                <w:sz w:val="20"/>
+                <w:szCs w:val="20"/>
+              </w:rPr>
+              <w:t xml:space="preserve">Identity Property</w:t>
+            </w:r>
+          </w:p>
+          <w:p>
+            <w:pPr>
+              <w:spacing w:after="0" w:before="0"/>
+            </w:pPr>
+            <w:r>
+              <w:rPr>
+                <w:i/>
+                <w:iCs/>
+                <w:color w:val="5E6E7E"/>
+                <w:sz w:val="18"/>
+                <w:szCs w:val="18"/>
+              </w:rPr>
+              <w:t xml:space="preserve">Propiedad de identidad</w:t>
+            </w:r>
+          </w:p>
+        </w:tc>
+        <w:tc>
+          <w:tcPr>
+            <w:tcW w:type="dxa" w:w="3160"/>
+            <w:tcMar>
+              <w:top w:type="dxa" w:w="60"/>
+              <w:left w:type="dxa" w:w="100"/>
+              <w:bottom w:type="dxa" w:w="60"/>
+              <w:right w:type="dxa" w:w="100"/>
+            </w:tcMar>
+            <w:vAlign w:val="top"/>
+          </w:tcPr>
+          <w:p>
+            <w:pPr>
+              <w:spacing w:after="0" w:before="0"/>
+            </w:pPr>
+            <w:r>
+              <w:rPr>
+                <w:sz w:val="19"/>
+                <w:szCs w:val="19"/>
+              </w:rPr>
+              <w:t xml:space="preserve">Adding 0 or multiplying by 1 keeps the same value.</w:t>
+            </w:r>
+          </w:p>
+        </w:tc>
+        <w:tc>
+          <w:tcPr>
+            <w:tcW w:type="dxa" w:w="2200"/>
+            <w:tcMar>
+              <w:top w:type="dxa" w:w="60"/>
+              <w:left w:type="dxa" w:w="100"/>
+              <w:bottom w:type="dxa" w:w="60"/>
+              <w:right w:type="dxa" w:w="100"/>
+            </w:tcMar>
+            <w:vAlign w:val="top"/>
+          </w:tcPr>
+          <w:p>
+            <w:pPr>
+              <w:spacing w:after="30" w:before="0"/>
+            </w:pPr>
+            <w:r>
+              <w:rPr>
+                <w:i/>
+                <w:iCs/>
+                <w:color w:val="5E6E7E"/>
+                <w:sz w:val="18"/>
+                <w:szCs w:val="18"/>
+              </w:rPr>
+              <w:t xml:space="preserve">Not Identity Property: write a counter-example that does not fit the rule.</w:t>
+            </w:r>
+          </w:p>
+          <w:p>
+            <w:pPr>
+              <w:spacing w:after="50" w:before="0"/>
+            </w:pPr>
+            <w:r>
+              <w:rPr>
+                <w:color w:val="BBBBBB"/>
+                <w:sz w:val="18"/>
+                <w:szCs w:val="18"/>
+              </w:rPr>
+              <w:t xml:space="preserve">____________________________</w:t>
+            </w:r>
+          </w:p>
+        </w:tc>
+        <w:tc>
+          <w:tcPr>
+            <w:tcW w:type="dxa" w:w="2200"/>
+            <w:tcMar>
+              <w:top w:type="dxa" w:w="60"/>
+              <w:left w:type="dxa" w:w="100"/>
+              <w:bottom w:type="dxa" w:w="60"/>
+              <w:right w:type="dxa" w:w="100"/>
+            </w:tcMar>
+            <w:vAlign w:val="top"/>
+          </w:tcPr>
+          <w:p>
+            <w:pPr>
+              <w:spacing w:after="0" w:before="0"/>
+            </w:pPr>
+            <w:r>
+              <w:rPr>
+                <w:i/>
+                <w:iCs/>
+                <w:color w:val="5E6E7E"/>
+                <w:sz w:val="18"/>
+                <w:szCs w:val="18"/>
+              </w:rPr>
+              <w:t xml:space="preserve">9 + 0 = 9 (zero is the identity for addition); 6 × 1 = 6 (one is the identity for multiplication)</w:t>
+            </w:r>
+          </w:p>
+        </w:tc>
+      </w:tr>
+      <w:tr>
+        <w:trPr>
+          <w:cantSplit/>
+        </w:trPr>
+        <w:tc>
+          <w:tcPr>
+            <w:tcW w:type="dxa" w:w="1800"/>
+            <w:tcMar>
+              <w:top w:type="dxa" w:w="60"/>
+              <w:left w:type="dxa" w:w="100"/>
+              <w:bottom w:type="dxa" w:w="60"/>
+              <w:right w:type="dxa" w:w="100"/>
+            </w:tcMar>
+            <w:vAlign w:val="top"/>
+          </w:tcPr>
+          <w:p>
+            <w:pPr>
+              <w:spacing w:after="20" w:before="0"/>
+            </w:pPr>
+            <w:r>
+              <w:rPr>
+                <w:b/>
+                <w:bCs/>
+                <w:color w:val="0F2B3C"/>
+                <w:sz w:val="20"/>
+                <w:szCs w:val="20"/>
+              </w:rPr>
+              <w:t xml:space="preserve">Property</w:t>
+            </w:r>
+          </w:p>
+          <w:p>
+            <w:pPr>
+              <w:spacing w:after="0" w:before="0"/>
+            </w:pPr>
+            <w:r>
+              <w:rPr>
+                <w:i/>
+                <w:iCs/>
+                <w:color w:val="5E6E7E"/>
+                <w:sz w:val="18"/>
+                <w:szCs w:val="18"/>
+              </w:rPr>
+              <w:t xml:space="preserve">Propiedad</w:t>
+            </w:r>
+          </w:p>
+        </w:tc>
+        <w:tc>
+          <w:tcPr>
+            <w:tcW w:type="dxa" w:w="3160"/>
+            <w:tcMar>
+              <w:top w:type="dxa" w:w="60"/>
+              <w:left w:type="dxa" w:w="100"/>
+              <w:bottom w:type="dxa" w:w="60"/>
+              <w:right w:type="dxa" w:w="100"/>
+            </w:tcMar>
+            <w:vAlign w:val="top"/>
+          </w:tcPr>
+          <w:p>
+            <w:pPr>
+              <w:spacing w:after="0" w:before="0"/>
+            </w:pPr>
+            <w:r>
+              <w:rPr>
+                <w:sz w:val="19"/>
+                <w:szCs w:val="19"/>
+              </w:rPr>
+              <w:t xml:space="preserve">A rule that is always true in math.</w:t>
+            </w:r>
+          </w:p>
+        </w:tc>
+        <w:tc>
+          <w:tcPr>
+            <w:tcW w:type="dxa" w:w="2200"/>
+            <w:tcMar>
+              <w:top w:type="dxa" w:w="60"/>
+              <w:left w:type="dxa" w:w="100"/>
+              <w:bottom w:type="dxa" w:w="60"/>
+              <w:right w:type="dxa" w:w="100"/>
+            </w:tcMar>
+            <w:vAlign w:val="top"/>
+          </w:tcPr>
+          <w:p>
+            <w:pPr>
+              <w:spacing w:after="30" w:before="0"/>
+            </w:pPr>
+            <w:r>
+              <w:rPr>
+                <w:i/>
+                <w:iCs/>
+                <w:color w:val="5E6E7E"/>
+                <w:sz w:val="18"/>
+                <w:szCs w:val="18"/>
+              </w:rPr>
+              <w:t xml:space="preserve">Not Property: write a counter-example that does not fit the rule.</w:t>
+            </w:r>
+          </w:p>
+          <w:p>
+            <w:pPr>
+              <w:spacing w:after="50" w:before="0"/>
+            </w:pPr>
+            <w:r>
+              <w:rPr>
+                <w:color w:val="BBBBBB"/>
+                <w:sz w:val="18"/>
+                <w:szCs w:val="18"/>
+              </w:rPr>
+              <w:t xml:space="preserve">____________________________</w:t>
+            </w:r>
+          </w:p>
+        </w:tc>
+        <w:tc>
+          <w:tcPr>
+            <w:tcW w:type="dxa" w:w="2200"/>
+            <w:tcMar>
+              <w:top w:type="dxa" w:w="60"/>
+              <w:left w:type="dxa" w:w="100"/>
+              <w:bottom w:type="dxa" w:w="60"/>
+              <w:right w:type="dxa" w:w="100"/>
+            </w:tcMar>
+            <w:vAlign w:val="top"/>
+          </w:tcPr>
+          <w:p>
+            <w:pPr>
+              <w:spacing w:after="0" w:before="0"/>
+            </w:pPr>
+            <w:r>
+              <w:rPr>
+                <w:i/>
+                <w:iCs/>
+                <w:color w:val="5E6E7E"/>
+                <w:sz w:val="18"/>
+                <w:szCs w:val="18"/>
+              </w:rPr>
+              <w:t xml:space="preserve">Commutative works for + and ×, but NOT for − or ÷ (since 5 − 3 = 2 but 3 − 5 = −2)</w:t>
+            </w:r>
+          </w:p>
+        </w:tc>
+      </w:tr>
+      <w:tr>
+        <w:trPr>
+          <w:cantSplit/>
+        </w:trPr>
+        <w:tc>
+          <w:tcPr>
+            <w:tcW w:type="dxa" w:w="1800"/>
+            <w:tcMar>
+              <w:top w:type="dxa" w:w="60"/>
+              <w:left w:type="dxa" w:w="100"/>
+              <w:bottom w:type="dxa" w:w="60"/>
+              <w:right w:type="dxa" w:w="100"/>
+            </w:tcMar>
+            <w:vAlign w:val="top"/>
+          </w:tcPr>
+          <w:p>
+            <w:pPr>
+              <w:spacing w:after="20" w:before="0"/>
+            </w:pPr>
+            <w:r>
+              <w:rPr>
+                <w:b/>
+                <w:bCs/>
+                <w:color w:val="0F2B3C"/>
+                <w:sz w:val="20"/>
+                <w:szCs w:val="20"/>
+              </w:rPr>
+              <w:t xml:space="preserve">Distributive Property</w:t>
+            </w:r>
+          </w:p>
+          <w:p>
+            <w:pPr>
+              <w:spacing w:after="0" w:before="0"/>
+            </w:pPr>
+            <w:r>
+              <w:rPr>
+                <w:i/>
+                <w:iCs/>
+                <w:color w:val="5E6E7E"/>
+                <w:sz w:val="18"/>
+                <w:szCs w:val="18"/>
+              </w:rPr>
+              <w:t xml:space="preserve">Propiedad distributiva</w:t>
+            </w:r>
+          </w:p>
+        </w:tc>
+        <w:tc>
+          <w:tcPr>
+            <w:tcW w:type="dxa" w:w="3160"/>
+            <w:tcMar>
+              <w:top w:type="dxa" w:w="60"/>
+              <w:left w:type="dxa" w:w="100"/>
+              <w:bottom w:type="dxa" w:w="60"/>
+              <w:right w:type="dxa" w:w="100"/>
+            </w:tcMar>
+            <w:vAlign w:val="top"/>
+          </w:tcPr>
+          <w:p>
+            <w:pPr>
+              <w:spacing w:after="0" w:before="0"/>
+            </w:pPr>
+            <w:r>
+              <w:rPr>
+                <w:sz w:val="19"/>
+                <w:szCs w:val="19"/>
+              </w:rPr>
+              <w:t xml:space="preserve">Multiplying a number by everything inside the parentheses: a(b + c) = ab + ac.</w:t>
+            </w:r>
+          </w:p>
+        </w:tc>
+        <w:tc>
+          <w:tcPr>
+            <w:tcW w:type="dxa" w:w="2200"/>
+            <w:tcMar>
+              <w:top w:type="dxa" w:w="60"/>
+              <w:left w:type="dxa" w:w="100"/>
+              <w:bottom w:type="dxa" w:w="60"/>
+              <w:right w:type="dxa" w:w="100"/>
+            </w:tcMar>
+            <w:vAlign w:val="top"/>
+          </w:tcPr>
+          <w:p>
+            <w:pPr>
+              <w:spacing w:after="30" w:before="0"/>
+            </w:pPr>
+            <w:r>
+              <w:rPr>
+                <w:i/>
+                <w:iCs/>
+                <w:color w:val="5E6E7E"/>
+                <w:sz w:val="18"/>
+                <w:szCs w:val="18"/>
+              </w:rPr>
+              <w:t xml:space="preserve">Not Distributive Property: write a counter-example that does not fit the rule.</w:t>
+            </w:r>
+          </w:p>
+          <w:p>
+            <w:pPr>
+              <w:spacing w:after="50" w:before="0"/>
+            </w:pPr>
+            <w:r>
+              <w:rPr>
+                <w:color w:val="BBBBBB"/>
+                <w:sz w:val="18"/>
+                <w:szCs w:val="18"/>
+              </w:rPr>
+              <w:t xml:space="preserve">____________________________</w:t>
+            </w:r>
+          </w:p>
+        </w:tc>
+        <w:tc>
+          <w:tcPr>
+            <w:tcW w:type="dxa" w:w="2200"/>
+            <w:tcMar>
+              <w:top w:type="dxa" w:w="60"/>
+              <w:left w:type="dxa" w:w="100"/>
+              <w:bottom w:type="dxa" w:w="60"/>
+              <w:right w:type="dxa" w:w="100"/>
+            </w:tcMar>
+            <w:vAlign w:val="top"/>
+          </w:tcPr>
+          <w:p>
+            <w:pPr>
+              <w:spacing w:after="0" w:before="0"/>
+            </w:pPr>
+            <w:r>
+              <w:rPr>
+                <w:i/>
+                <w:iCs/>
+                <w:color w:val="5E6E7E"/>
+                <w:sz w:val="18"/>
+                <w:szCs w:val="18"/>
+              </w:rPr>
+              <w:t xml:space="preserve">5(7 + 2) = 5 × 7 + 5 × 2 = 35 + 10 = 45; and 5 × 9 = 45 — same answer either way</w:t>
+            </w:r>
+          </w:p>
+        </w:tc>
+      </w:tr>
+      <w:tr>
+        <w:trPr>
+          <w:cantSplit/>
+        </w:trPr>
+        <w:tc>
+          <w:tcPr>
+            <w:tcW w:type="dxa" w:w="1800"/>
+            <w:tcMar>
+              <w:top w:type="dxa" w:w="60"/>
+              <w:left w:type="dxa" w:w="100"/>
+              <w:bottom w:type="dxa" w:w="60"/>
+              <w:right w:type="dxa" w:w="100"/>
+            </w:tcMar>
+            <w:vAlign w:val="top"/>
+          </w:tcPr>
+          <w:p>
+            <w:pPr>
+              <w:spacing w:after="20" w:before="0"/>
+            </w:pPr>
+            <w:r>
+              <w:rPr>
+                <w:b/>
+                <w:bCs/>
+                <w:color w:val="0F2B3C"/>
+                <w:sz w:val="20"/>
+                <w:szCs w:val="20"/>
+              </w:rPr>
+              <w:t xml:space="preserve">Equivalent expressions</w:t>
+            </w:r>
+          </w:p>
+          <w:p>
+            <w:pPr>
+              <w:spacing w:after="0" w:before="0"/>
+            </w:pPr>
+            <w:r>
+              <w:rPr>
+                <w:i/>
+                <w:iCs/>
+                <w:color w:val="5E6E7E"/>
+                <w:sz w:val="18"/>
+                <w:szCs w:val="18"/>
+              </w:rPr>
+              <w:t xml:space="preserve">Expresiones equivalentes</w:t>
+            </w:r>
+          </w:p>
+        </w:tc>
+        <w:tc>
+          <w:tcPr>
+            <w:tcW w:type="dxa" w:w="3160"/>
+            <w:tcMar>
+              <w:top w:type="dxa" w:w="60"/>
+              <w:left w:type="dxa" w:w="100"/>
+              <w:bottom w:type="dxa" w:w="60"/>
+              <w:right w:type="dxa" w:w="100"/>
+            </w:tcMar>
+            <w:vAlign w:val="top"/>
+          </w:tcPr>
+          <w:p>
+            <w:pPr>
+              <w:spacing w:after="0" w:before="0"/>
+            </w:pPr>
+            <w:r>
+              <w:rPr>
+                <w:sz w:val="19"/>
+                <w:szCs w:val="19"/>
+              </w:rPr>
+              <w:t xml:space="preserve">Expressions that have the same value for every value of the variable.</w:t>
+            </w:r>
+          </w:p>
+        </w:tc>
+        <w:tc>
+          <w:tcPr>
+            <w:tcW w:type="dxa" w:w="2200"/>
+            <w:tcMar>
+              <w:top w:type="dxa" w:w="60"/>
+              <w:left w:type="dxa" w:w="100"/>
+              <w:bottom w:type="dxa" w:w="60"/>
+              <w:right w:type="dxa" w:w="100"/>
+            </w:tcMar>
+            <w:vAlign w:val="top"/>
+          </w:tcPr>
+          <w:p>
+            <w:pPr>
+              <w:spacing w:after="30" w:before="0"/>
+            </w:pPr>
+            <w:r>
+              <w:rPr>
+                <w:i/>
+                <w:iCs/>
+                <w:color w:val="5E6E7E"/>
+                <w:sz w:val="18"/>
+                <w:szCs w:val="18"/>
+              </w:rPr>
+              <w:t xml:space="preserve">Not Equivalent expressions: write a counter-example that does not fit the rule.</w:t>
+            </w:r>
+          </w:p>
+          <w:p>
+            <w:pPr>
+              <w:spacing w:after="50" w:before="0"/>
+            </w:pPr>
+            <w:r>
+              <w:rPr>
+                <w:color w:val="BBBBBB"/>
+                <w:sz w:val="18"/>
+                <w:szCs w:val="18"/>
+              </w:rPr>
+              <w:t xml:space="preserve">____________________________</w:t>
+            </w:r>
+          </w:p>
+        </w:tc>
+        <w:tc>
+          <w:tcPr>
+            <w:tcW w:type="dxa" w:w="2200"/>
+            <w:tcMar>
+              <w:top w:type="dxa" w:w="60"/>
+              <w:left w:type="dxa" w:w="100"/>
+              <w:bottom w:type="dxa" w:w="60"/>
+              <w:right w:type="dxa" w:w="100"/>
+            </w:tcMar>
+            <w:vAlign w:val="top"/>
+          </w:tcPr>
+          <w:p>
+            <w:pPr>
+              <w:spacing w:after="0" w:before="0"/>
+            </w:pPr>
+            <w:r>
+              <w:rPr>
+                <w:i/>
+                <w:iCs/>
+                <w:color w:val="5E6E7E"/>
+                <w:sz w:val="18"/>
+                <w:szCs w:val="18"/>
+              </w:rPr>
+              <w:t xml:space="preserve">6(y + 3) + 9y = 15y + 18</w:t>
+            </w:r>
+          </w:p>
+        </w:tc>
+      </w:tr>
+      <w:tr>
+        <w:trPr>
+          <w:cantSplit/>
+        </w:trPr>
+        <w:tc>
+          <w:tcPr>
+            <w:tcW w:type="dxa" w:w="1800"/>
+            <w:tcMar>
+              <w:top w:type="dxa" w:w="60"/>
+              <w:left w:type="dxa" w:w="100"/>
+              <w:bottom w:type="dxa" w:w="60"/>
+              <w:right w:type="dxa" w:w="100"/>
+            </w:tcMar>
+            <w:vAlign w:val="top"/>
+          </w:tcPr>
+          <w:p>
+            <w:pPr>
+              <w:spacing w:after="20" w:before="0"/>
+            </w:pPr>
+            <w:r>
+              <w:rPr>
+                <w:b/>
+                <w:bCs/>
+                <w:color w:val="0F2B3C"/>
+                <w:sz w:val="20"/>
+                <w:szCs w:val="20"/>
+              </w:rPr>
+              <w:t xml:space="preserve">Expand</w:t>
+            </w:r>
+          </w:p>
+          <w:p>
+            <w:pPr>
+              <w:spacing w:after="0" w:before="0"/>
+            </w:pPr>
+            <w:r>
+              <w:rPr>
+                <w:i/>
+                <w:iCs/>
+                <w:color w:val="5E6E7E"/>
+                <w:sz w:val="18"/>
+                <w:szCs w:val="18"/>
+              </w:rPr>
+              <w:t xml:space="preserve">Desarrollar</w:t>
+            </w:r>
+          </w:p>
+        </w:tc>
+        <w:tc>
+          <w:tcPr>
+            <w:tcW w:type="dxa" w:w="3160"/>
+            <w:tcMar>
+              <w:top w:type="dxa" w:w="60"/>
+              <w:left w:type="dxa" w:w="100"/>
+              <w:bottom w:type="dxa" w:w="60"/>
+              <w:right w:type="dxa" w:w="100"/>
+            </w:tcMar>
+            <w:vAlign w:val="top"/>
+          </w:tcPr>
+          <w:p>
+            <w:pPr>
+              <w:spacing w:after="0" w:before="0"/>
+            </w:pPr>
+            <w:r>
+              <w:rPr>
+                <w:sz w:val="19"/>
+                <w:szCs w:val="19"/>
+              </w:rPr>
+              <w:t xml:space="preserve">Multiply out an expression to remove the parentheses.</w:t>
+            </w:r>
+          </w:p>
+        </w:tc>
+        <w:tc>
+          <w:tcPr>
+            <w:tcW w:type="dxa" w:w="2200"/>
+            <w:tcMar>
+              <w:top w:type="dxa" w:w="60"/>
+              <w:left w:type="dxa" w:w="100"/>
+              <w:bottom w:type="dxa" w:w="60"/>
+              <w:right w:type="dxa" w:w="100"/>
+            </w:tcMar>
+            <w:vAlign w:val="top"/>
+          </w:tcPr>
+          <w:p>
+            <w:pPr>
+              <w:spacing w:after="30" w:before="0"/>
+            </w:pPr>
+            <w:r>
+              <w:rPr>
+                <w:i/>
+                <w:iCs/>
+                <w:color w:val="5E6E7E"/>
+                <w:sz w:val="18"/>
+                <w:szCs w:val="18"/>
+              </w:rPr>
+              <w:t xml:space="preserve">Not Expand: write a counter-example that does not fit the rule.</w:t>
+            </w:r>
+          </w:p>
+          <w:p>
+            <w:pPr>
+              <w:spacing w:after="50" w:before="0"/>
+            </w:pPr>
+            <w:r>
+              <w:rPr>
+                <w:color w:val="BBBBBB"/>
+                <w:sz w:val="18"/>
+                <w:szCs w:val="18"/>
+              </w:rPr>
+              <w:t xml:space="preserve">____________________________</w:t>
+            </w:r>
+          </w:p>
+        </w:tc>
+        <w:tc>
+          <w:tcPr>
+            <w:tcW w:type="dxa" w:w="2200"/>
+            <w:tcMar>
+              <w:top w:type="dxa" w:w="60"/>
+              <w:left w:type="dxa" w:w="100"/>
+              <w:bottom w:type="dxa" w:w="60"/>
+              <w:right w:type="dxa" w:w="100"/>
+            </w:tcMar>
+            <w:vAlign w:val="top"/>
+          </w:tcPr>
+          <w:p>
+            <w:pPr>
+              <w:spacing w:after="0" w:before="0"/>
+            </w:pPr>
+            <w:r>
+              <w:rPr>
+                <w:i/>
+                <w:iCs/>
+                <w:color w:val="5E6E7E"/>
+                <w:sz w:val="18"/>
+                <w:szCs w:val="18"/>
+              </w:rPr>
+              <w:t xml:space="preserve">6(3x + 4) = 18x + 24</w:t>
+            </w:r>
+          </w:p>
+        </w:tc>
+      </w:tr>
+      <w:tr>
+        <w:trPr>
+          <w:cantSplit/>
+        </w:trPr>
+        <w:tc>
+          <w:tcPr>
+            <w:tcW w:type="dxa" w:w="1800"/>
+            <w:tcMar>
+              <w:top w:type="dxa" w:w="60"/>
+              <w:left w:type="dxa" w:w="100"/>
+              <w:bottom w:type="dxa" w:w="60"/>
+              <w:right w:type="dxa" w:w="100"/>
+            </w:tcMar>
+            <w:vAlign w:val="top"/>
+          </w:tcPr>
+          <w:p>
+            <w:pPr>
+              <w:spacing w:after="20" w:before="0"/>
+            </w:pPr>
+            <w:r>
+              <w:rPr>
+                <w:b/>
+                <w:bCs/>
+                <w:color w:val="0F2B3C"/>
+                <w:sz w:val="20"/>
+                <w:szCs w:val="20"/>
+              </w:rPr>
+              <w:t xml:space="preserve">Factor an expression</w:t>
+            </w:r>
+          </w:p>
+          <w:p>
+            <w:pPr>
+              <w:spacing w:after="0" w:before="0"/>
+            </w:pPr>
+            <w:r>
+              <w:rPr>
+                <w:i/>
+                <w:iCs/>
+                <w:color w:val="5E6E7E"/>
+                <w:sz w:val="18"/>
+                <w:szCs w:val="18"/>
+              </w:rPr>
+              <w:t xml:space="preserve">Factorizar una expresión</w:t>
+            </w:r>
+          </w:p>
+        </w:tc>
+        <w:tc>
+          <w:tcPr>
+            <w:tcW w:type="dxa" w:w="3160"/>
+            <w:tcMar>
+              <w:top w:type="dxa" w:w="60"/>
+              <w:left w:type="dxa" w:w="100"/>
+              <w:bottom w:type="dxa" w:w="60"/>
+              <w:right w:type="dxa" w:w="100"/>
+            </w:tcMar>
+            <w:vAlign w:val="top"/>
+          </w:tcPr>
+          <w:p>
+            <w:pPr>
+              <w:spacing w:after="0" w:before="0"/>
+            </w:pPr>
+            <w:r>
+              <w:rPr>
+                <w:sz w:val="19"/>
+                <w:szCs w:val="19"/>
+              </w:rPr>
+              <w:t xml:space="preserve">Pull a shared factor outside parentheses.</w:t>
+            </w:r>
+          </w:p>
+        </w:tc>
+        <w:tc>
+          <w:tcPr>
+            <w:tcW w:type="dxa" w:w="2200"/>
+            <w:tcMar>
+              <w:top w:type="dxa" w:w="60"/>
+              <w:left w:type="dxa" w:w="100"/>
+              <w:bottom w:type="dxa" w:w="60"/>
+              <w:right w:type="dxa" w:w="100"/>
+            </w:tcMar>
+            <w:vAlign w:val="top"/>
+          </w:tcPr>
+          <w:p>
+            <w:pPr>
+              <w:spacing w:after="30" w:before="0"/>
+            </w:pPr>
+            <w:r>
+              <w:rPr>
+                <w:i/>
+                <w:iCs/>
+                <w:color w:val="5E6E7E"/>
+                <w:sz w:val="18"/>
+                <w:szCs w:val="18"/>
+              </w:rPr>
+              <w:t xml:space="preserve">Not Factor an expression: write a counter-example that does not fit the rule.</w:t>
+            </w:r>
+          </w:p>
+          <w:p>
+            <w:pPr>
+              <w:spacing w:after="50" w:before="0"/>
+            </w:pPr>
+            <w:r>
+              <w:rPr>
+                <w:color w:val="BBBBBB"/>
+                <w:sz w:val="18"/>
+                <w:szCs w:val="18"/>
+              </w:rPr>
+              <w:t xml:space="preserve">____________________________</w:t>
+            </w:r>
+          </w:p>
+        </w:tc>
+        <w:tc>
+          <w:tcPr>
+            <w:tcW w:type="dxa" w:w="2200"/>
+            <w:tcMar>
+              <w:top w:type="dxa" w:w="60"/>
+              <w:left w:type="dxa" w:w="100"/>
+              <w:bottom w:type="dxa" w:w="60"/>
+              <w:right w:type="dxa" w:w="100"/>
+            </w:tcMar>
+            <w:vAlign w:val="top"/>
+          </w:tcPr>
+          <w:p>
+            <w:pPr>
+              <w:spacing w:after="0" w:before="0"/>
+            </w:pPr>
+            <w:r>
+              <w:rPr>
+                <w:i/>
+                <w:iCs/>
+                <w:color w:val="5E6E7E"/>
+                <w:sz w:val="18"/>
+                <w:szCs w:val="18"/>
+              </w:rPr>
+              <w:t xml:space="preserve">18x + 24 = 6(3x + 4)</w:t>
+            </w:r>
+          </w:p>
+        </w:tc>
+      </w:tr>
+    </w:tbl>
+    <w:p>
+      <w:pPr>
+        <w:spacing w:after="120" w:before="140"/>
       </w:pPr>
       <w:r>
         <w:rPr>
@@ -127,73 +1517,922 @@
         <w:t xml:space="preserve">See the matching totals, one step at a time.</w:t>
       </w:r>
     </w:p>
+    <w:tbl>
+      <w:tblPr>
+        <w:tblW w:type="dxa" w:w="9360"/>
+        <w:tblBorders>
+          <w:top w:val="single" w:color="C7D2DD" w:sz="6"/>
+          <w:left w:val="single" w:color="C7D2DD" w:sz="6"/>
+          <w:bottom w:val="single" w:color="C7D2DD" w:sz="6"/>
+          <w:right w:val="single" w:color="C7D2DD" w:sz="6"/>
+          <w:insideH w:val="single" w:color="C7D2DD" w:sz="6"/>
+          <w:insideV w:val="single" w:color="C7D2DD" w:sz="6"/>
+        </w:tblBorders>
+      </w:tblPr>
+      <w:tblGrid>
+        <w:gridCol w:w="2800"/>
+        <w:gridCol w:w="3560"/>
+        <w:gridCol w:w="3000"/>
+      </w:tblGrid>
+      <w:tr>
+        <w:trPr>
+          <w:cantSplit/>
+          <w:tblHeader/>
+        </w:trPr>
+        <w:tc>
+          <w:tcPr>
+            <w:tcW w:type="dxa" w:w="2800"/>
+            <w:shd w:fill="EEF4F8" w:color="auto" w:val="clear"/>
+            <w:tcMar>
+              <w:top w:type="dxa" w:w="60"/>
+              <w:left w:type="dxa" w:w="100"/>
+              <w:bottom w:type="dxa" w:w="60"/>
+              <w:right w:type="dxa" w:w="100"/>
+            </w:tcMar>
+          </w:tcPr>
+          <w:p>
+            <w:pPr>
+              <w:spacing w:after="0" w:before="0"/>
+            </w:pPr>
+            <w:r>
+              <w:rPr>
+                <w:b/>
+                <w:bCs/>
+                <w:color w:val="0F2B3C"/>
+                <w:sz w:val="16"/>
+                <w:szCs w:val="16"/>
+              </w:rPr>
+              <w:t xml:space="preserve">CORE PROBLEM / GIVEN REPRESENTATION</w:t>
+            </w:r>
+          </w:p>
+        </w:tc>
+        <w:tc>
+          <w:tcPr>
+            <w:tcW w:type="dxa" w:w="3560"/>
+            <w:shd w:fill="EEF4F8" w:color="auto" w:val="clear"/>
+            <w:tcMar>
+              <w:top w:type="dxa" w:w="60"/>
+              <w:left w:type="dxa" w:w="100"/>
+              <w:bottom w:type="dxa" w:w="60"/>
+              <w:right w:type="dxa" w:w="100"/>
+            </w:tcMar>
+          </w:tcPr>
+          <w:p>
+            <w:pPr>
+              <w:spacing w:after="0" w:before="0"/>
+            </w:pPr>
+            <w:r>
+              <w:rPr>
+                <w:b/>
+                <w:bCs/>
+                <w:color w:val="0F2B3C"/>
+                <w:sz w:val="16"/>
+                <w:szCs w:val="16"/>
+              </w:rPr>
+              <w:t xml:space="preserve">WORKING SPACE / CALCULATION STEPS</w:t>
+            </w:r>
+          </w:p>
+        </w:tc>
+        <w:tc>
+          <w:tcPr>
+            <w:tcW w:type="dxa" w:w="3000"/>
+            <w:shd w:fill="FBF3E2" w:color="auto" w:val="clear"/>
+            <w:tcMar>
+              <w:top w:type="dxa" w:w="60"/>
+              <w:left w:type="dxa" w:w="100"/>
+              <w:bottom w:type="dxa" w:w="60"/>
+              <w:right w:type="dxa" w:w="100"/>
+            </w:tcMar>
+          </w:tcPr>
+          <w:p>
+            <w:pPr>
+              <w:spacing w:after="0" w:before="0"/>
+            </w:pPr>
+            <w:r>
+              <w:rPr>
+                <w:b/>
+                <w:bCs/>
+                <w:color w:val="7A5400"/>
+                <w:sz w:val="16"/>
+                <w:szCs w:val="16"/>
+              </w:rPr>
+              <w:t xml:space="preserve">EXPLAIN YOUR REASONING</w:t>
+            </w:r>
+          </w:p>
+        </w:tc>
+      </w:tr>
+      <w:tr>
+        <w:trPr>
+          <w:cantSplit/>
+        </w:trPr>
+        <w:tc>
+          <w:tcPr>
+            <w:tcW w:type="dxa" w:w="2800"/>
+            <w:tcMar>
+              <w:top w:type="dxa" w:w="80"/>
+              <w:left w:type="dxa" w:w="100"/>
+              <w:bottom w:type="dxa" w:w="80"/>
+              <w:right w:type="dxa" w:w="100"/>
+            </w:tcMar>
+            <w:vAlign w:val="top"/>
+          </w:tcPr>
+          <w:p>
+            <w:pPr>
+              <w:spacing w:after="40" w:before="0"/>
+            </w:pPr>
+            <w:r>
+              <w:rPr>
+                <w:b/>
+                <w:bCs/>
+                <w:color w:val="0F2B3C"/>
+                <w:sz w:val="20"/>
+                <w:szCs w:val="20"/>
+              </w:rPr>
+              <w:t xml:space="preserve">1.  3 + 5 = ___</w:t>
+            </w:r>
+          </w:p>
+        </w:tc>
+        <w:tc>
+          <w:tcPr>
+            <w:tcW w:type="dxa" w:w="3560"/>
+            <w:tcMar>
+              <w:top w:type="dxa" w:w="80"/>
+              <w:left w:type="dxa" w:w="100"/>
+              <w:bottom w:type="dxa" w:w="80"/>
+              <w:right w:type="dxa" w:w="100"/>
+            </w:tcMar>
+            <w:vAlign w:val="top"/>
+          </w:tcPr>
+          <w:p>
+            <w:pPr>
+              <w:spacing w:after="50" w:before="0"/>
+            </w:pPr>
+            <w:r>
+              <w:rPr>
+                <w:color w:val="BBBBBB"/>
+                <w:sz w:val="18"/>
+                <w:szCs w:val="18"/>
+              </w:rPr>
+              <w:t xml:space="preserve">____________________________</w:t>
+            </w:r>
+          </w:p>
+          <w:p>
+            <w:pPr>
+              <w:spacing w:after="50" w:before="0"/>
+            </w:pPr>
+            <w:r>
+              <w:rPr>
+                <w:color w:val="BBBBBB"/>
+                <w:sz w:val="18"/>
+                <w:szCs w:val="18"/>
+              </w:rPr>
+              <w:t xml:space="preserve">____________________________</w:t>
+            </w:r>
+          </w:p>
+          <w:p>
+            <w:pPr>
+              <w:spacing w:after="50" w:before="0"/>
+            </w:pPr>
+            <w:r>
+              <w:rPr>
+                <w:color w:val="BBBBBB"/>
+                <w:sz w:val="18"/>
+                <w:szCs w:val="18"/>
+              </w:rPr>
+              <w:t xml:space="preserve">____________________________</w:t>
+            </w:r>
+          </w:p>
+          <w:p>
+            <w:pPr>
+              <w:spacing w:after="50" w:before="0"/>
+            </w:pPr>
+            <w:r>
+              <w:rPr>
+                <w:color w:val="BBBBBB"/>
+                <w:sz w:val="18"/>
+                <w:szCs w:val="18"/>
+              </w:rPr>
+              <w:t xml:space="preserve">____________________________</w:t>
+            </w:r>
+          </w:p>
+        </w:tc>
+        <w:tc>
+          <w:tcPr>
+            <w:tcW w:type="dxa" w:w="3000"/>
+            <w:shd w:fill="FBF3E2" w:color="auto" w:val="clear"/>
+            <w:tcMar>
+              <w:top w:type="dxa" w:w="80"/>
+              <w:left w:type="dxa" w:w="100"/>
+              <w:bottom w:type="dxa" w:w="80"/>
+              <w:right w:type="dxa" w:w="100"/>
+            </w:tcMar>
+            <w:vAlign w:val="top"/>
+          </w:tcPr>
+          <w:p>
+            <w:pPr>
+              <w:spacing w:after="30" w:before="0"/>
+            </w:pPr>
+            <w:r>
+              <w:rPr>
+                <w:b/>
+                <w:bCs/>
+                <w:color w:val="0F2B3C"/>
+                <w:sz w:val="18"/>
+                <w:szCs w:val="18"/>
+              </w:rPr>
+              <w:t xml:space="preserve">Because... ________________</w:t>
+            </w:r>
+          </w:p>
+          <w:p>
+            <w:pPr>
+              <w:spacing w:after="50" w:before="0"/>
+            </w:pPr>
+            <w:r>
+              <w:rPr>
+                <w:color w:val="BBBBBB"/>
+                <w:sz w:val="18"/>
+                <w:szCs w:val="18"/>
+              </w:rPr>
+              <w:t xml:space="preserve">____________________________</w:t>
+            </w:r>
+          </w:p>
+          <w:p>
+            <w:pPr>
+              <w:spacing w:after="30" w:before="40"/>
+            </w:pPr>
+            <w:r>
+              <w:rPr>
+                <w:b/>
+                <w:bCs/>
+                <w:color w:val="1A6FB5"/>
+                <w:sz w:val="18"/>
+                <w:szCs w:val="18"/>
+              </w:rPr>
+              <w:t xml:space="preserve">Although... _______________</w:t>
+            </w:r>
+          </w:p>
+          <w:p>
+            <w:pPr>
+              <w:spacing w:after="50" w:before="0"/>
+            </w:pPr>
+            <w:r>
+              <w:rPr>
+                <w:color w:val="BBBBBB"/>
+                <w:sz w:val="18"/>
+                <w:szCs w:val="18"/>
+              </w:rPr>
+              <w:t xml:space="preserve">____________________________</w:t>
+            </w:r>
+          </w:p>
+          <w:p>
+            <w:pPr>
+              <w:spacing w:after="30" w:before="40"/>
+            </w:pPr>
+            <w:r>
+              <w:rPr>
+                <w:b/>
+                <w:bCs/>
+                <w:color w:val="7A5400"/>
+                <w:sz w:val="18"/>
+                <w:szCs w:val="18"/>
+              </w:rPr>
+              <w:t xml:space="preserve">Therefore... ______________</w:t>
+            </w:r>
+          </w:p>
+          <w:p>
+            <w:pPr>
+              <w:spacing w:after="50" w:before="0"/>
+            </w:pPr>
+            <w:r>
+              <w:rPr>
+                <w:color w:val="BBBBBB"/>
+                <w:sz w:val="18"/>
+                <w:szCs w:val="18"/>
+              </w:rPr>
+              <w:t xml:space="preserve">____________________________</w:t>
+            </w:r>
+          </w:p>
+        </w:tc>
+      </w:tr>
+    </w:tbl>
     <w:p>
       <w:pPr>
-        <w:spacing w:after="40" w:before="0"/>
-      </w:pPr>
-      <w:r>
-        <w:rPr>
-          <w:sz w:val="22"/>
-          <w:szCs w:val="22"/>
-        </w:rPr>
-        <w:t xml:space="preserve">1.  3 + 5 = ___</w:t>
+        <w:spacing w:after="60" w:before="0"/>
+      </w:pPr>
+      <w:r>
+        <w:t xml:space="preserve"/>
       </w:r>
     </w:p>
+    <w:tbl>
+      <w:tblPr>
+        <w:tblW w:type="dxa" w:w="9360"/>
+        <w:tblBorders>
+          <w:top w:val="single" w:color="C7D2DD" w:sz="6"/>
+          <w:left w:val="single" w:color="C7D2DD" w:sz="6"/>
+          <w:bottom w:val="single" w:color="C7D2DD" w:sz="6"/>
+          <w:right w:val="single" w:color="C7D2DD" w:sz="6"/>
+          <w:insideH w:val="single" w:color="C7D2DD" w:sz="6"/>
+          <w:insideV w:val="single" w:color="C7D2DD" w:sz="6"/>
+        </w:tblBorders>
+      </w:tblPr>
+      <w:tblGrid>
+        <w:gridCol w:w="2800"/>
+        <w:gridCol w:w="3560"/>
+        <w:gridCol w:w="3000"/>
+      </w:tblGrid>
+      <w:tr>
+        <w:trPr>
+          <w:cantSplit/>
+          <w:tblHeader/>
+        </w:trPr>
+        <w:tc>
+          <w:tcPr>
+            <w:tcW w:type="dxa" w:w="2800"/>
+            <w:shd w:fill="EEF4F8" w:color="auto" w:val="clear"/>
+            <w:tcMar>
+              <w:top w:type="dxa" w:w="60"/>
+              <w:left w:type="dxa" w:w="100"/>
+              <w:bottom w:type="dxa" w:w="60"/>
+              <w:right w:type="dxa" w:w="100"/>
+            </w:tcMar>
+          </w:tcPr>
+          <w:p>
+            <w:pPr>
+              <w:spacing w:after="0" w:before="0"/>
+            </w:pPr>
+            <w:r>
+              <w:rPr>
+                <w:b/>
+                <w:bCs/>
+                <w:color w:val="0F2B3C"/>
+                <w:sz w:val="16"/>
+                <w:szCs w:val="16"/>
+              </w:rPr>
+              <w:t xml:space="preserve">CORE PROBLEM / GIVEN REPRESENTATION</w:t>
+            </w:r>
+          </w:p>
+        </w:tc>
+        <w:tc>
+          <w:tcPr>
+            <w:tcW w:type="dxa" w:w="3560"/>
+            <w:shd w:fill="EEF4F8" w:color="auto" w:val="clear"/>
+            <w:tcMar>
+              <w:top w:type="dxa" w:w="60"/>
+              <w:left w:type="dxa" w:w="100"/>
+              <w:bottom w:type="dxa" w:w="60"/>
+              <w:right w:type="dxa" w:w="100"/>
+            </w:tcMar>
+          </w:tcPr>
+          <w:p>
+            <w:pPr>
+              <w:spacing w:after="0" w:before="0"/>
+            </w:pPr>
+            <w:r>
+              <w:rPr>
+                <w:b/>
+                <w:bCs/>
+                <w:color w:val="0F2B3C"/>
+                <w:sz w:val="16"/>
+                <w:szCs w:val="16"/>
+              </w:rPr>
+              <w:t xml:space="preserve">WORKING SPACE / CALCULATION STEPS</w:t>
+            </w:r>
+          </w:p>
+        </w:tc>
+        <w:tc>
+          <w:tcPr>
+            <w:tcW w:type="dxa" w:w="3000"/>
+            <w:shd w:fill="FBF3E2" w:color="auto" w:val="clear"/>
+            <w:tcMar>
+              <w:top w:type="dxa" w:w="60"/>
+              <w:left w:type="dxa" w:w="100"/>
+              <w:bottom w:type="dxa" w:w="60"/>
+              <w:right w:type="dxa" w:w="100"/>
+            </w:tcMar>
+          </w:tcPr>
+          <w:p>
+            <w:pPr>
+              <w:spacing w:after="0" w:before="0"/>
+            </w:pPr>
+            <w:r>
+              <w:rPr>
+                <w:b/>
+                <w:bCs/>
+                <w:color w:val="7A5400"/>
+                <w:sz w:val="16"/>
+                <w:szCs w:val="16"/>
+              </w:rPr>
+              <w:t xml:space="preserve">EXPLAIN YOUR REASONING</w:t>
+            </w:r>
+          </w:p>
+        </w:tc>
+      </w:tr>
+      <w:tr>
+        <w:trPr>
+          <w:cantSplit/>
+        </w:trPr>
+        <w:tc>
+          <w:tcPr>
+            <w:tcW w:type="dxa" w:w="2800"/>
+            <w:tcMar>
+              <w:top w:type="dxa" w:w="80"/>
+              <w:left w:type="dxa" w:w="100"/>
+              <w:bottom w:type="dxa" w:w="80"/>
+              <w:right w:type="dxa" w:w="100"/>
+            </w:tcMar>
+            <w:vAlign w:val="top"/>
+          </w:tcPr>
+          <w:p>
+            <w:pPr>
+              <w:spacing w:after="40" w:before="0"/>
+            </w:pPr>
+            <w:r>
+              <w:rPr>
+                <w:b/>
+                <w:bCs/>
+                <w:color w:val="0F2B3C"/>
+                <w:sz w:val="20"/>
+                <w:szCs w:val="20"/>
+              </w:rPr>
+              <w:t xml:space="preserve">2.  5 + 3 = ___ (same numbers, swapped)</w:t>
+            </w:r>
+          </w:p>
+        </w:tc>
+        <w:tc>
+          <w:tcPr>
+            <w:tcW w:type="dxa" w:w="3560"/>
+            <w:tcMar>
+              <w:top w:type="dxa" w:w="80"/>
+              <w:left w:type="dxa" w:w="100"/>
+              <w:bottom w:type="dxa" w:w="80"/>
+              <w:right w:type="dxa" w:w="100"/>
+            </w:tcMar>
+            <w:vAlign w:val="top"/>
+          </w:tcPr>
+          <w:p>
+            <w:pPr>
+              <w:spacing w:after="50" w:before="0"/>
+            </w:pPr>
+            <w:r>
+              <w:rPr>
+                <w:color w:val="BBBBBB"/>
+                <w:sz w:val="18"/>
+                <w:szCs w:val="18"/>
+              </w:rPr>
+              <w:t xml:space="preserve">____________________________</w:t>
+            </w:r>
+          </w:p>
+          <w:p>
+            <w:pPr>
+              <w:spacing w:after="50" w:before="0"/>
+            </w:pPr>
+            <w:r>
+              <w:rPr>
+                <w:color w:val="BBBBBB"/>
+                <w:sz w:val="18"/>
+                <w:szCs w:val="18"/>
+              </w:rPr>
+              <w:t xml:space="preserve">____________________________</w:t>
+            </w:r>
+          </w:p>
+          <w:p>
+            <w:pPr>
+              <w:spacing w:after="50" w:before="0"/>
+            </w:pPr>
+            <w:r>
+              <w:rPr>
+                <w:color w:val="BBBBBB"/>
+                <w:sz w:val="18"/>
+                <w:szCs w:val="18"/>
+              </w:rPr>
+              <w:t xml:space="preserve">____________________________</w:t>
+            </w:r>
+          </w:p>
+          <w:p>
+            <w:pPr>
+              <w:spacing w:after="50" w:before="0"/>
+            </w:pPr>
+            <w:r>
+              <w:rPr>
+                <w:color w:val="BBBBBB"/>
+                <w:sz w:val="18"/>
+                <w:szCs w:val="18"/>
+              </w:rPr>
+              <w:t xml:space="preserve">____________________________</w:t>
+            </w:r>
+          </w:p>
+        </w:tc>
+        <w:tc>
+          <w:tcPr>
+            <w:tcW w:type="dxa" w:w="3000"/>
+            <w:shd w:fill="FBF3E2" w:color="auto" w:val="clear"/>
+            <w:tcMar>
+              <w:top w:type="dxa" w:w="80"/>
+              <w:left w:type="dxa" w:w="100"/>
+              <w:bottom w:type="dxa" w:w="80"/>
+              <w:right w:type="dxa" w:w="100"/>
+            </w:tcMar>
+            <w:vAlign w:val="top"/>
+          </w:tcPr>
+          <w:p>
+            <w:pPr>
+              <w:spacing w:after="30" w:before="0"/>
+            </w:pPr>
+            <w:r>
+              <w:rPr>
+                <w:b/>
+                <w:bCs/>
+                <w:color w:val="0F2B3C"/>
+                <w:sz w:val="18"/>
+                <w:szCs w:val="18"/>
+              </w:rPr>
+              <w:t xml:space="preserve">Because... ________________</w:t>
+            </w:r>
+          </w:p>
+          <w:p>
+            <w:pPr>
+              <w:spacing w:after="50" w:before="0"/>
+            </w:pPr>
+            <w:r>
+              <w:rPr>
+                <w:color w:val="BBBBBB"/>
+                <w:sz w:val="18"/>
+                <w:szCs w:val="18"/>
+              </w:rPr>
+              <w:t xml:space="preserve">____________________________</w:t>
+            </w:r>
+          </w:p>
+          <w:p>
+            <w:pPr>
+              <w:spacing w:after="30" w:before="40"/>
+            </w:pPr>
+            <w:r>
+              <w:rPr>
+                <w:b/>
+                <w:bCs/>
+                <w:color w:val="1A6FB5"/>
+                <w:sz w:val="18"/>
+                <w:szCs w:val="18"/>
+              </w:rPr>
+              <w:t xml:space="preserve">Although... _______________</w:t>
+            </w:r>
+          </w:p>
+          <w:p>
+            <w:pPr>
+              <w:spacing w:after="50" w:before="0"/>
+            </w:pPr>
+            <w:r>
+              <w:rPr>
+                <w:color w:val="BBBBBB"/>
+                <w:sz w:val="18"/>
+                <w:szCs w:val="18"/>
+              </w:rPr>
+              <w:t xml:space="preserve">____________________________</w:t>
+            </w:r>
+          </w:p>
+          <w:p>
+            <w:pPr>
+              <w:spacing w:after="30" w:before="40"/>
+            </w:pPr>
+            <w:r>
+              <w:rPr>
+                <w:b/>
+                <w:bCs/>
+                <w:color w:val="7A5400"/>
+                <w:sz w:val="18"/>
+                <w:szCs w:val="18"/>
+              </w:rPr>
+              <w:t xml:space="preserve">Therefore... ______________</w:t>
+            </w:r>
+          </w:p>
+          <w:p>
+            <w:pPr>
+              <w:spacing w:after="50" w:before="0"/>
+            </w:pPr>
+            <w:r>
+              <w:rPr>
+                <w:color w:val="BBBBBB"/>
+                <w:sz w:val="18"/>
+                <w:szCs w:val="18"/>
+              </w:rPr>
+              <w:t xml:space="preserve">____________________________</w:t>
+            </w:r>
+          </w:p>
+        </w:tc>
+      </w:tr>
+    </w:tbl>
     <w:p>
       <w:pPr>
-        <w:spacing w:after="80" w:before="0"/>
-      </w:pPr>
-      <w:r>
-        <w:rPr>
-          <w:color w:val="BBBBBB"/>
-        </w:rPr>
-        <w:t xml:space="preserve">____________________________________________________</w:t>
+        <w:spacing w:after="60" w:before="0"/>
+      </w:pPr>
+      <w:r>
+        <w:t xml:space="preserve"/>
       </w:r>
     </w:p>
+    <w:tbl>
+      <w:tblPr>
+        <w:tblW w:type="dxa" w:w="9360"/>
+        <w:tblBorders>
+          <w:top w:val="single" w:color="C7D2DD" w:sz="6"/>
+          <w:left w:val="single" w:color="C7D2DD" w:sz="6"/>
+          <w:bottom w:val="single" w:color="C7D2DD" w:sz="6"/>
+          <w:right w:val="single" w:color="C7D2DD" w:sz="6"/>
+          <w:insideH w:val="single" w:color="C7D2DD" w:sz="6"/>
+          <w:insideV w:val="single" w:color="C7D2DD" w:sz="6"/>
+        </w:tblBorders>
+      </w:tblPr>
+      <w:tblGrid>
+        <w:gridCol w:w="2800"/>
+        <w:gridCol w:w="3560"/>
+        <w:gridCol w:w="3000"/>
+      </w:tblGrid>
+      <w:tr>
+        <w:trPr>
+          <w:cantSplit/>
+          <w:tblHeader/>
+        </w:trPr>
+        <w:tc>
+          <w:tcPr>
+            <w:tcW w:type="dxa" w:w="2800"/>
+            <w:shd w:fill="EEF4F8" w:color="auto" w:val="clear"/>
+            <w:tcMar>
+              <w:top w:type="dxa" w:w="60"/>
+              <w:left w:type="dxa" w:w="100"/>
+              <w:bottom w:type="dxa" w:w="60"/>
+              <w:right w:type="dxa" w:w="100"/>
+            </w:tcMar>
+          </w:tcPr>
+          <w:p>
+            <w:pPr>
+              <w:spacing w:after="0" w:before="0"/>
+            </w:pPr>
+            <w:r>
+              <w:rPr>
+                <w:b/>
+                <w:bCs/>
+                <w:color w:val="0F2B3C"/>
+                <w:sz w:val="16"/>
+                <w:szCs w:val="16"/>
+              </w:rPr>
+              <w:t xml:space="preserve">CORE PROBLEM / GIVEN REPRESENTATION</w:t>
+            </w:r>
+          </w:p>
+        </w:tc>
+        <w:tc>
+          <w:tcPr>
+            <w:tcW w:type="dxa" w:w="3560"/>
+            <w:shd w:fill="EEF4F8" w:color="auto" w:val="clear"/>
+            <w:tcMar>
+              <w:top w:type="dxa" w:w="60"/>
+              <w:left w:type="dxa" w:w="100"/>
+              <w:bottom w:type="dxa" w:w="60"/>
+              <w:right w:type="dxa" w:w="100"/>
+            </w:tcMar>
+          </w:tcPr>
+          <w:p>
+            <w:pPr>
+              <w:spacing w:after="0" w:before="0"/>
+            </w:pPr>
+            <w:r>
+              <w:rPr>
+                <w:b/>
+                <w:bCs/>
+                <w:color w:val="0F2B3C"/>
+                <w:sz w:val="16"/>
+                <w:szCs w:val="16"/>
+              </w:rPr>
+              <w:t xml:space="preserve">WORKING SPACE / CALCULATION STEPS</w:t>
+            </w:r>
+          </w:p>
+        </w:tc>
+        <w:tc>
+          <w:tcPr>
+            <w:tcW w:type="dxa" w:w="3000"/>
+            <w:shd w:fill="FBF3E2" w:color="auto" w:val="clear"/>
+            <w:tcMar>
+              <w:top w:type="dxa" w:w="60"/>
+              <w:left w:type="dxa" w:w="100"/>
+              <w:bottom w:type="dxa" w:w="60"/>
+              <w:right w:type="dxa" w:w="100"/>
+            </w:tcMar>
+          </w:tcPr>
+          <w:p>
+            <w:pPr>
+              <w:spacing w:after="0" w:before="0"/>
+            </w:pPr>
+            <w:r>
+              <w:rPr>
+                <w:b/>
+                <w:bCs/>
+                <w:color w:val="7A5400"/>
+                <w:sz w:val="16"/>
+                <w:szCs w:val="16"/>
+              </w:rPr>
+              <w:t xml:space="preserve">EXPLAIN YOUR REASONING</w:t>
+            </w:r>
+          </w:p>
+        </w:tc>
+      </w:tr>
+      <w:tr>
+        <w:trPr>
+          <w:cantSplit/>
+        </w:trPr>
+        <w:tc>
+          <w:tcPr>
+            <w:tcW w:type="dxa" w:w="2800"/>
+            <w:tcMar>
+              <w:top w:type="dxa" w:w="80"/>
+              <w:left w:type="dxa" w:w="100"/>
+              <w:bottom w:type="dxa" w:w="80"/>
+              <w:right w:type="dxa" w:w="100"/>
+            </w:tcMar>
+            <w:vAlign w:val="top"/>
+          </w:tcPr>
+          <w:p>
+            <w:pPr>
+              <w:spacing w:after="40" w:before="0"/>
+            </w:pPr>
+            <w:r>
+              <w:rPr>
+                <w:b/>
+                <w:bCs/>
+                <w:color w:val="0F2B3C"/>
+                <w:sz w:val="20"/>
+                <w:szCs w:val="20"/>
+              </w:rPr>
+              <w:t xml:space="preserve">3.  6 + 0 = ___</w:t>
+            </w:r>
+          </w:p>
+        </w:tc>
+        <w:tc>
+          <w:tcPr>
+            <w:tcW w:type="dxa" w:w="3560"/>
+            <w:tcMar>
+              <w:top w:type="dxa" w:w="80"/>
+              <w:left w:type="dxa" w:w="100"/>
+              <w:bottom w:type="dxa" w:w="80"/>
+              <w:right w:type="dxa" w:w="100"/>
+            </w:tcMar>
+            <w:vAlign w:val="top"/>
+          </w:tcPr>
+          <w:p>
+            <w:pPr>
+              <w:spacing w:after="50" w:before="0"/>
+            </w:pPr>
+            <w:r>
+              <w:rPr>
+                <w:color w:val="BBBBBB"/>
+                <w:sz w:val="18"/>
+                <w:szCs w:val="18"/>
+              </w:rPr>
+              <w:t xml:space="preserve">____________________________</w:t>
+            </w:r>
+          </w:p>
+          <w:p>
+            <w:pPr>
+              <w:spacing w:after="50" w:before="0"/>
+            </w:pPr>
+            <w:r>
+              <w:rPr>
+                <w:color w:val="BBBBBB"/>
+                <w:sz w:val="18"/>
+                <w:szCs w:val="18"/>
+              </w:rPr>
+              <w:t xml:space="preserve">____________________________</w:t>
+            </w:r>
+          </w:p>
+          <w:p>
+            <w:pPr>
+              <w:spacing w:after="50" w:before="0"/>
+            </w:pPr>
+            <w:r>
+              <w:rPr>
+                <w:color w:val="BBBBBB"/>
+                <w:sz w:val="18"/>
+                <w:szCs w:val="18"/>
+              </w:rPr>
+              <w:t xml:space="preserve">____________________________</w:t>
+            </w:r>
+          </w:p>
+          <w:p>
+            <w:pPr>
+              <w:spacing w:after="50" w:before="0"/>
+            </w:pPr>
+            <w:r>
+              <w:rPr>
+                <w:color w:val="BBBBBB"/>
+                <w:sz w:val="18"/>
+                <w:szCs w:val="18"/>
+              </w:rPr>
+              <w:t xml:space="preserve">____________________________</w:t>
+            </w:r>
+          </w:p>
+        </w:tc>
+        <w:tc>
+          <w:tcPr>
+            <w:tcW w:type="dxa" w:w="3000"/>
+            <w:shd w:fill="FBF3E2" w:color="auto" w:val="clear"/>
+            <w:tcMar>
+              <w:top w:type="dxa" w:w="80"/>
+              <w:left w:type="dxa" w:w="100"/>
+              <w:bottom w:type="dxa" w:w="80"/>
+              <w:right w:type="dxa" w:w="100"/>
+            </w:tcMar>
+            <w:vAlign w:val="top"/>
+          </w:tcPr>
+          <w:p>
+            <w:pPr>
+              <w:spacing w:after="30" w:before="0"/>
+            </w:pPr>
+            <w:r>
+              <w:rPr>
+                <w:b/>
+                <w:bCs/>
+                <w:color w:val="0F2B3C"/>
+                <w:sz w:val="18"/>
+                <w:szCs w:val="18"/>
+              </w:rPr>
+              <w:t xml:space="preserve">Because... ________________</w:t>
+            </w:r>
+          </w:p>
+          <w:p>
+            <w:pPr>
+              <w:spacing w:after="50" w:before="0"/>
+            </w:pPr>
+            <w:r>
+              <w:rPr>
+                <w:color w:val="BBBBBB"/>
+                <w:sz w:val="18"/>
+                <w:szCs w:val="18"/>
+              </w:rPr>
+              <w:t xml:space="preserve">____________________________</w:t>
+            </w:r>
+          </w:p>
+          <w:p>
+            <w:pPr>
+              <w:spacing w:after="30" w:before="40"/>
+            </w:pPr>
+            <w:r>
+              <w:rPr>
+                <w:b/>
+                <w:bCs/>
+                <w:color w:val="1A6FB5"/>
+                <w:sz w:val="18"/>
+                <w:szCs w:val="18"/>
+              </w:rPr>
+              <w:t xml:space="preserve">Although... _______________</w:t>
+            </w:r>
+          </w:p>
+          <w:p>
+            <w:pPr>
+              <w:spacing w:after="50" w:before="0"/>
+            </w:pPr>
+            <w:r>
+              <w:rPr>
+                <w:color w:val="BBBBBB"/>
+                <w:sz w:val="18"/>
+                <w:szCs w:val="18"/>
+              </w:rPr>
+              <w:t xml:space="preserve">____________________________</w:t>
+            </w:r>
+          </w:p>
+          <w:p>
+            <w:pPr>
+              <w:spacing w:after="30" w:before="40"/>
+            </w:pPr>
+            <w:r>
+              <w:rPr>
+                <w:b/>
+                <w:bCs/>
+                <w:color w:val="7A5400"/>
+                <w:sz w:val="18"/>
+                <w:szCs w:val="18"/>
+              </w:rPr>
+              <w:t xml:space="preserve">Therefore... ______________</w:t>
+            </w:r>
+          </w:p>
+          <w:p>
+            <w:pPr>
+              <w:spacing w:after="50" w:before="0"/>
+            </w:pPr>
+            <w:r>
+              <w:rPr>
+                <w:color w:val="BBBBBB"/>
+                <w:sz w:val="18"/>
+                <w:szCs w:val="18"/>
+              </w:rPr>
+              <w:t xml:space="preserve">____________________________</w:t>
+            </w:r>
+          </w:p>
+        </w:tc>
+      </w:tr>
+    </w:tbl>
     <w:p>
       <w:pPr>
-        <w:spacing w:after="40" w:before="0"/>
-      </w:pPr>
-      <w:r>
-        <w:rPr>
-          <w:sz w:val="22"/>
-          <w:szCs w:val="22"/>
-        </w:rPr>
-        <w:t xml:space="preserve">2.  5 + 3 = ___ (same numbers, swapped)</w:t>
-      </w:r>
-    </w:p>
-    <w:p>
-      <w:pPr>
-        <w:spacing w:after="80" w:before="0"/>
-      </w:pPr>
-      <w:r>
-        <w:rPr>
-          <w:color w:val="BBBBBB"/>
-        </w:rPr>
-        <w:t xml:space="preserve">____________________________________________________</w:t>
-      </w:r>
-    </w:p>
-    <w:p>
-      <w:pPr>
-        <w:spacing w:after="40" w:before="0"/>
-      </w:pPr>
-      <w:r>
-        <w:rPr>
-          <w:sz w:val="22"/>
-          <w:szCs w:val="22"/>
-        </w:rPr>
-        <w:t xml:space="preserve">3.  6 + 0 = ___</w:t>
-      </w:r>
-    </w:p>
-    <w:p>
-      <w:pPr>
-        <w:spacing w:after="80" w:before="0"/>
-      </w:pPr>
-      <w:r>
-        <w:rPr>
-          <w:color w:val="BBBBBB"/>
-        </w:rPr>
-        <w:t xml:space="preserve">____________________________________________________</w:t>
+        <w:spacing w:after="60" w:before="0"/>
+      </w:pPr>
+      <w:r>
+        <w:t xml:space="preserve"/>
       </w:r>
     </w:p>
     <w:p>
@@ -225,73 +2464,922 @@
         <w:t xml:space="preserve">Use the swap pattern for multiplication too.</w:t>
       </w:r>
     </w:p>
+    <w:tbl>
+      <w:tblPr>
+        <w:tblW w:type="dxa" w:w="9360"/>
+        <w:tblBorders>
+          <w:top w:val="single" w:color="C7D2DD" w:sz="6"/>
+          <w:left w:val="single" w:color="C7D2DD" w:sz="6"/>
+          <w:bottom w:val="single" w:color="C7D2DD" w:sz="6"/>
+          <w:right w:val="single" w:color="C7D2DD" w:sz="6"/>
+          <w:insideH w:val="single" w:color="C7D2DD" w:sz="6"/>
+          <w:insideV w:val="single" w:color="C7D2DD" w:sz="6"/>
+        </w:tblBorders>
+      </w:tblPr>
+      <w:tblGrid>
+        <w:gridCol w:w="2800"/>
+        <w:gridCol w:w="3560"/>
+        <w:gridCol w:w="3000"/>
+      </w:tblGrid>
+      <w:tr>
+        <w:trPr>
+          <w:cantSplit/>
+          <w:tblHeader/>
+        </w:trPr>
+        <w:tc>
+          <w:tcPr>
+            <w:tcW w:type="dxa" w:w="2800"/>
+            <w:shd w:fill="EEF4F8" w:color="auto" w:val="clear"/>
+            <w:tcMar>
+              <w:top w:type="dxa" w:w="60"/>
+              <w:left w:type="dxa" w:w="100"/>
+              <w:bottom w:type="dxa" w:w="60"/>
+              <w:right w:type="dxa" w:w="100"/>
+            </w:tcMar>
+          </w:tcPr>
+          <w:p>
+            <w:pPr>
+              <w:spacing w:after="0" w:before="0"/>
+            </w:pPr>
+            <w:r>
+              <w:rPr>
+                <w:b/>
+                <w:bCs/>
+                <w:color w:val="0F2B3C"/>
+                <w:sz w:val="16"/>
+                <w:szCs w:val="16"/>
+              </w:rPr>
+              <w:t xml:space="preserve">CORE PROBLEM / GIVEN REPRESENTATION</w:t>
+            </w:r>
+          </w:p>
+        </w:tc>
+        <w:tc>
+          <w:tcPr>
+            <w:tcW w:type="dxa" w:w="3560"/>
+            <w:shd w:fill="EEF4F8" w:color="auto" w:val="clear"/>
+            <w:tcMar>
+              <w:top w:type="dxa" w:w="60"/>
+              <w:left w:type="dxa" w:w="100"/>
+              <w:bottom w:type="dxa" w:w="60"/>
+              <w:right w:type="dxa" w:w="100"/>
+            </w:tcMar>
+          </w:tcPr>
+          <w:p>
+            <w:pPr>
+              <w:spacing w:after="0" w:before="0"/>
+            </w:pPr>
+            <w:r>
+              <w:rPr>
+                <w:b/>
+                <w:bCs/>
+                <w:color w:val="0F2B3C"/>
+                <w:sz w:val="16"/>
+                <w:szCs w:val="16"/>
+              </w:rPr>
+              <w:t xml:space="preserve">WORKING SPACE / CALCULATION STEPS</w:t>
+            </w:r>
+          </w:p>
+        </w:tc>
+        <w:tc>
+          <w:tcPr>
+            <w:tcW w:type="dxa" w:w="3000"/>
+            <w:shd w:fill="FBF3E2" w:color="auto" w:val="clear"/>
+            <w:tcMar>
+              <w:top w:type="dxa" w:w="60"/>
+              <w:left w:type="dxa" w:w="100"/>
+              <w:bottom w:type="dxa" w:w="60"/>
+              <w:right w:type="dxa" w:w="100"/>
+            </w:tcMar>
+          </w:tcPr>
+          <w:p>
+            <w:pPr>
+              <w:spacing w:after="0" w:before="0"/>
+            </w:pPr>
+            <w:r>
+              <w:rPr>
+                <w:b/>
+                <w:bCs/>
+                <w:color w:val="7A5400"/>
+                <w:sz w:val="16"/>
+                <w:szCs w:val="16"/>
+              </w:rPr>
+              <w:t xml:space="preserve">EXPLAIN YOUR REASONING</w:t>
+            </w:r>
+          </w:p>
+        </w:tc>
+      </w:tr>
+      <w:tr>
+        <w:trPr>
+          <w:cantSplit/>
+        </w:trPr>
+        <w:tc>
+          <w:tcPr>
+            <w:tcW w:type="dxa" w:w="2800"/>
+            <w:tcMar>
+              <w:top w:type="dxa" w:w="80"/>
+              <w:left w:type="dxa" w:w="100"/>
+              <w:bottom w:type="dxa" w:w="80"/>
+              <w:right w:type="dxa" w:w="100"/>
+            </w:tcMar>
+            <w:vAlign w:val="top"/>
+          </w:tcPr>
+          <w:p>
+            <w:pPr>
+              <w:spacing w:after="40" w:before="0"/>
+            </w:pPr>
+            <w:r>
+              <w:rPr>
+                <w:b/>
+                <w:bCs/>
+                <w:color w:val="0F2B3C"/>
+                <w:sz w:val="20"/>
+                <w:szCs w:val="20"/>
+              </w:rPr>
+              <w:t xml:space="preserve">1.  2 × 4 = ___</w:t>
+            </w:r>
+          </w:p>
+        </w:tc>
+        <w:tc>
+          <w:tcPr>
+            <w:tcW w:type="dxa" w:w="3560"/>
+            <w:tcMar>
+              <w:top w:type="dxa" w:w="80"/>
+              <w:left w:type="dxa" w:w="100"/>
+              <w:bottom w:type="dxa" w:w="80"/>
+              <w:right w:type="dxa" w:w="100"/>
+            </w:tcMar>
+            <w:vAlign w:val="top"/>
+          </w:tcPr>
+          <w:p>
+            <w:pPr>
+              <w:spacing w:after="50" w:before="0"/>
+            </w:pPr>
+            <w:r>
+              <w:rPr>
+                <w:color w:val="BBBBBB"/>
+                <w:sz w:val="18"/>
+                <w:szCs w:val="18"/>
+              </w:rPr>
+              <w:t xml:space="preserve">____________________________</w:t>
+            </w:r>
+          </w:p>
+          <w:p>
+            <w:pPr>
+              <w:spacing w:after="50" w:before="0"/>
+            </w:pPr>
+            <w:r>
+              <w:rPr>
+                <w:color w:val="BBBBBB"/>
+                <w:sz w:val="18"/>
+                <w:szCs w:val="18"/>
+              </w:rPr>
+              <w:t xml:space="preserve">____________________________</w:t>
+            </w:r>
+          </w:p>
+          <w:p>
+            <w:pPr>
+              <w:spacing w:after="50" w:before="0"/>
+            </w:pPr>
+            <w:r>
+              <w:rPr>
+                <w:color w:val="BBBBBB"/>
+                <w:sz w:val="18"/>
+                <w:szCs w:val="18"/>
+              </w:rPr>
+              <w:t xml:space="preserve">____________________________</w:t>
+            </w:r>
+          </w:p>
+          <w:p>
+            <w:pPr>
+              <w:spacing w:after="50" w:before="0"/>
+            </w:pPr>
+            <w:r>
+              <w:rPr>
+                <w:color w:val="BBBBBB"/>
+                <w:sz w:val="18"/>
+                <w:szCs w:val="18"/>
+              </w:rPr>
+              <w:t xml:space="preserve">____________________________</w:t>
+            </w:r>
+          </w:p>
+        </w:tc>
+        <w:tc>
+          <w:tcPr>
+            <w:tcW w:type="dxa" w:w="3000"/>
+            <w:shd w:fill="FBF3E2" w:color="auto" w:val="clear"/>
+            <w:tcMar>
+              <w:top w:type="dxa" w:w="80"/>
+              <w:left w:type="dxa" w:w="100"/>
+              <w:bottom w:type="dxa" w:w="80"/>
+              <w:right w:type="dxa" w:w="100"/>
+            </w:tcMar>
+            <w:vAlign w:val="top"/>
+          </w:tcPr>
+          <w:p>
+            <w:pPr>
+              <w:spacing w:after="30" w:before="0"/>
+            </w:pPr>
+            <w:r>
+              <w:rPr>
+                <w:b/>
+                <w:bCs/>
+                <w:color w:val="0F2B3C"/>
+                <w:sz w:val="18"/>
+                <w:szCs w:val="18"/>
+              </w:rPr>
+              <w:t xml:space="preserve">Because... ________________</w:t>
+            </w:r>
+          </w:p>
+          <w:p>
+            <w:pPr>
+              <w:spacing w:after="50" w:before="0"/>
+            </w:pPr>
+            <w:r>
+              <w:rPr>
+                <w:color w:val="BBBBBB"/>
+                <w:sz w:val="18"/>
+                <w:szCs w:val="18"/>
+              </w:rPr>
+              <w:t xml:space="preserve">____________________________</w:t>
+            </w:r>
+          </w:p>
+          <w:p>
+            <w:pPr>
+              <w:spacing w:after="30" w:before="40"/>
+            </w:pPr>
+            <w:r>
+              <w:rPr>
+                <w:b/>
+                <w:bCs/>
+                <w:color w:val="1A6FB5"/>
+                <w:sz w:val="18"/>
+                <w:szCs w:val="18"/>
+              </w:rPr>
+              <w:t xml:space="preserve">Although... _______________</w:t>
+            </w:r>
+          </w:p>
+          <w:p>
+            <w:pPr>
+              <w:spacing w:after="50" w:before="0"/>
+            </w:pPr>
+            <w:r>
+              <w:rPr>
+                <w:color w:val="BBBBBB"/>
+                <w:sz w:val="18"/>
+                <w:szCs w:val="18"/>
+              </w:rPr>
+              <w:t xml:space="preserve">____________________________</w:t>
+            </w:r>
+          </w:p>
+          <w:p>
+            <w:pPr>
+              <w:spacing w:after="30" w:before="40"/>
+            </w:pPr>
+            <w:r>
+              <w:rPr>
+                <w:b/>
+                <w:bCs/>
+                <w:color w:val="7A5400"/>
+                <w:sz w:val="18"/>
+                <w:szCs w:val="18"/>
+              </w:rPr>
+              <w:t xml:space="preserve">Therefore... ______________</w:t>
+            </w:r>
+          </w:p>
+          <w:p>
+            <w:pPr>
+              <w:spacing w:after="50" w:before="0"/>
+            </w:pPr>
+            <w:r>
+              <w:rPr>
+                <w:color w:val="BBBBBB"/>
+                <w:sz w:val="18"/>
+                <w:szCs w:val="18"/>
+              </w:rPr>
+              <w:t xml:space="preserve">____________________________</w:t>
+            </w:r>
+          </w:p>
+        </w:tc>
+      </w:tr>
+    </w:tbl>
     <w:p>
       <w:pPr>
-        <w:spacing w:after="40" w:before="0"/>
-      </w:pPr>
-      <w:r>
-        <w:rPr>
-          <w:sz w:val="22"/>
-          <w:szCs w:val="22"/>
-        </w:rPr>
-        <w:t xml:space="preserve">1.  2 × 4 = ___</w:t>
+        <w:spacing w:after="60" w:before="0"/>
+      </w:pPr>
+      <w:r>
+        <w:t xml:space="preserve"/>
       </w:r>
     </w:p>
+    <w:tbl>
+      <w:tblPr>
+        <w:tblW w:type="dxa" w:w="9360"/>
+        <w:tblBorders>
+          <w:top w:val="single" w:color="C7D2DD" w:sz="6"/>
+          <w:left w:val="single" w:color="C7D2DD" w:sz="6"/>
+          <w:bottom w:val="single" w:color="C7D2DD" w:sz="6"/>
+          <w:right w:val="single" w:color="C7D2DD" w:sz="6"/>
+          <w:insideH w:val="single" w:color="C7D2DD" w:sz="6"/>
+          <w:insideV w:val="single" w:color="C7D2DD" w:sz="6"/>
+        </w:tblBorders>
+      </w:tblPr>
+      <w:tblGrid>
+        <w:gridCol w:w="2800"/>
+        <w:gridCol w:w="3560"/>
+        <w:gridCol w:w="3000"/>
+      </w:tblGrid>
+      <w:tr>
+        <w:trPr>
+          <w:cantSplit/>
+          <w:tblHeader/>
+        </w:trPr>
+        <w:tc>
+          <w:tcPr>
+            <w:tcW w:type="dxa" w:w="2800"/>
+            <w:shd w:fill="EEF4F8" w:color="auto" w:val="clear"/>
+            <w:tcMar>
+              <w:top w:type="dxa" w:w="60"/>
+              <w:left w:type="dxa" w:w="100"/>
+              <w:bottom w:type="dxa" w:w="60"/>
+              <w:right w:type="dxa" w:w="100"/>
+            </w:tcMar>
+          </w:tcPr>
+          <w:p>
+            <w:pPr>
+              <w:spacing w:after="0" w:before="0"/>
+            </w:pPr>
+            <w:r>
+              <w:rPr>
+                <w:b/>
+                <w:bCs/>
+                <w:color w:val="0F2B3C"/>
+                <w:sz w:val="16"/>
+                <w:szCs w:val="16"/>
+              </w:rPr>
+              <w:t xml:space="preserve">CORE PROBLEM / GIVEN REPRESENTATION</w:t>
+            </w:r>
+          </w:p>
+        </w:tc>
+        <w:tc>
+          <w:tcPr>
+            <w:tcW w:type="dxa" w:w="3560"/>
+            <w:shd w:fill="EEF4F8" w:color="auto" w:val="clear"/>
+            <w:tcMar>
+              <w:top w:type="dxa" w:w="60"/>
+              <w:left w:type="dxa" w:w="100"/>
+              <w:bottom w:type="dxa" w:w="60"/>
+              <w:right w:type="dxa" w:w="100"/>
+            </w:tcMar>
+          </w:tcPr>
+          <w:p>
+            <w:pPr>
+              <w:spacing w:after="0" w:before="0"/>
+            </w:pPr>
+            <w:r>
+              <w:rPr>
+                <w:b/>
+                <w:bCs/>
+                <w:color w:val="0F2B3C"/>
+                <w:sz w:val="16"/>
+                <w:szCs w:val="16"/>
+              </w:rPr>
+              <w:t xml:space="preserve">WORKING SPACE / CALCULATION STEPS</w:t>
+            </w:r>
+          </w:p>
+        </w:tc>
+        <w:tc>
+          <w:tcPr>
+            <w:tcW w:type="dxa" w:w="3000"/>
+            <w:shd w:fill="FBF3E2" w:color="auto" w:val="clear"/>
+            <w:tcMar>
+              <w:top w:type="dxa" w:w="60"/>
+              <w:left w:type="dxa" w:w="100"/>
+              <w:bottom w:type="dxa" w:w="60"/>
+              <w:right w:type="dxa" w:w="100"/>
+            </w:tcMar>
+          </w:tcPr>
+          <w:p>
+            <w:pPr>
+              <w:spacing w:after="0" w:before="0"/>
+            </w:pPr>
+            <w:r>
+              <w:rPr>
+                <w:b/>
+                <w:bCs/>
+                <w:color w:val="7A5400"/>
+                <w:sz w:val="16"/>
+                <w:szCs w:val="16"/>
+              </w:rPr>
+              <w:t xml:space="preserve">EXPLAIN YOUR REASONING</w:t>
+            </w:r>
+          </w:p>
+        </w:tc>
+      </w:tr>
+      <w:tr>
+        <w:trPr>
+          <w:cantSplit/>
+        </w:trPr>
+        <w:tc>
+          <w:tcPr>
+            <w:tcW w:type="dxa" w:w="2800"/>
+            <w:tcMar>
+              <w:top w:type="dxa" w:w="80"/>
+              <w:left w:type="dxa" w:w="100"/>
+              <w:bottom w:type="dxa" w:w="80"/>
+              <w:right w:type="dxa" w:w="100"/>
+            </w:tcMar>
+            <w:vAlign w:val="top"/>
+          </w:tcPr>
+          <w:p>
+            <w:pPr>
+              <w:spacing w:after="40" w:before="0"/>
+            </w:pPr>
+            <w:r>
+              <w:rPr>
+                <w:b/>
+                <w:bCs/>
+                <w:color w:val="0F2B3C"/>
+                <w:sz w:val="20"/>
+                <w:szCs w:val="20"/>
+              </w:rPr>
+              <w:t xml:space="preserve">2.  4 × 2 = ___ (same numbers, swapped)</w:t>
+            </w:r>
+          </w:p>
+        </w:tc>
+        <w:tc>
+          <w:tcPr>
+            <w:tcW w:type="dxa" w:w="3560"/>
+            <w:tcMar>
+              <w:top w:type="dxa" w:w="80"/>
+              <w:left w:type="dxa" w:w="100"/>
+              <w:bottom w:type="dxa" w:w="80"/>
+              <w:right w:type="dxa" w:w="100"/>
+            </w:tcMar>
+            <w:vAlign w:val="top"/>
+          </w:tcPr>
+          <w:p>
+            <w:pPr>
+              <w:spacing w:after="50" w:before="0"/>
+            </w:pPr>
+            <w:r>
+              <w:rPr>
+                <w:color w:val="BBBBBB"/>
+                <w:sz w:val="18"/>
+                <w:szCs w:val="18"/>
+              </w:rPr>
+              <w:t xml:space="preserve">____________________________</w:t>
+            </w:r>
+          </w:p>
+          <w:p>
+            <w:pPr>
+              <w:spacing w:after="50" w:before="0"/>
+            </w:pPr>
+            <w:r>
+              <w:rPr>
+                <w:color w:val="BBBBBB"/>
+                <w:sz w:val="18"/>
+                <w:szCs w:val="18"/>
+              </w:rPr>
+              <w:t xml:space="preserve">____________________________</w:t>
+            </w:r>
+          </w:p>
+          <w:p>
+            <w:pPr>
+              <w:spacing w:after="50" w:before="0"/>
+            </w:pPr>
+            <w:r>
+              <w:rPr>
+                <w:color w:val="BBBBBB"/>
+                <w:sz w:val="18"/>
+                <w:szCs w:val="18"/>
+              </w:rPr>
+              <w:t xml:space="preserve">____________________________</w:t>
+            </w:r>
+          </w:p>
+          <w:p>
+            <w:pPr>
+              <w:spacing w:after="50" w:before="0"/>
+            </w:pPr>
+            <w:r>
+              <w:rPr>
+                <w:color w:val="BBBBBB"/>
+                <w:sz w:val="18"/>
+                <w:szCs w:val="18"/>
+              </w:rPr>
+              <w:t xml:space="preserve">____________________________</w:t>
+            </w:r>
+          </w:p>
+        </w:tc>
+        <w:tc>
+          <w:tcPr>
+            <w:tcW w:type="dxa" w:w="3000"/>
+            <w:shd w:fill="FBF3E2" w:color="auto" w:val="clear"/>
+            <w:tcMar>
+              <w:top w:type="dxa" w:w="80"/>
+              <w:left w:type="dxa" w:w="100"/>
+              <w:bottom w:type="dxa" w:w="80"/>
+              <w:right w:type="dxa" w:w="100"/>
+            </w:tcMar>
+            <w:vAlign w:val="top"/>
+          </w:tcPr>
+          <w:p>
+            <w:pPr>
+              <w:spacing w:after="30" w:before="0"/>
+            </w:pPr>
+            <w:r>
+              <w:rPr>
+                <w:b/>
+                <w:bCs/>
+                <w:color w:val="0F2B3C"/>
+                <w:sz w:val="18"/>
+                <w:szCs w:val="18"/>
+              </w:rPr>
+              <w:t xml:space="preserve">Because... ________________</w:t>
+            </w:r>
+          </w:p>
+          <w:p>
+            <w:pPr>
+              <w:spacing w:after="50" w:before="0"/>
+            </w:pPr>
+            <w:r>
+              <w:rPr>
+                <w:color w:val="BBBBBB"/>
+                <w:sz w:val="18"/>
+                <w:szCs w:val="18"/>
+              </w:rPr>
+              <w:t xml:space="preserve">____________________________</w:t>
+            </w:r>
+          </w:p>
+          <w:p>
+            <w:pPr>
+              <w:spacing w:after="30" w:before="40"/>
+            </w:pPr>
+            <w:r>
+              <w:rPr>
+                <w:b/>
+                <w:bCs/>
+                <w:color w:val="1A6FB5"/>
+                <w:sz w:val="18"/>
+                <w:szCs w:val="18"/>
+              </w:rPr>
+              <w:t xml:space="preserve">Although... _______________</w:t>
+            </w:r>
+          </w:p>
+          <w:p>
+            <w:pPr>
+              <w:spacing w:after="50" w:before="0"/>
+            </w:pPr>
+            <w:r>
+              <w:rPr>
+                <w:color w:val="BBBBBB"/>
+                <w:sz w:val="18"/>
+                <w:szCs w:val="18"/>
+              </w:rPr>
+              <w:t xml:space="preserve">____________________________</w:t>
+            </w:r>
+          </w:p>
+          <w:p>
+            <w:pPr>
+              <w:spacing w:after="30" w:before="40"/>
+            </w:pPr>
+            <w:r>
+              <w:rPr>
+                <w:b/>
+                <w:bCs/>
+                <w:color w:val="7A5400"/>
+                <w:sz w:val="18"/>
+                <w:szCs w:val="18"/>
+              </w:rPr>
+              <w:t xml:space="preserve">Therefore... ______________</w:t>
+            </w:r>
+          </w:p>
+          <w:p>
+            <w:pPr>
+              <w:spacing w:after="50" w:before="0"/>
+            </w:pPr>
+            <w:r>
+              <w:rPr>
+                <w:color w:val="BBBBBB"/>
+                <w:sz w:val="18"/>
+                <w:szCs w:val="18"/>
+              </w:rPr>
+              <w:t xml:space="preserve">____________________________</w:t>
+            </w:r>
+          </w:p>
+        </w:tc>
+      </w:tr>
+    </w:tbl>
     <w:p>
       <w:pPr>
-        <w:spacing w:after="80" w:before="0"/>
-      </w:pPr>
-      <w:r>
-        <w:rPr>
-          <w:color w:val="BBBBBB"/>
-        </w:rPr>
-        <w:t xml:space="preserve">____________________________________________________</w:t>
+        <w:spacing w:after="60" w:before="0"/>
+      </w:pPr>
+      <w:r>
+        <w:t xml:space="preserve"/>
       </w:r>
     </w:p>
+    <w:tbl>
+      <w:tblPr>
+        <w:tblW w:type="dxa" w:w="9360"/>
+        <w:tblBorders>
+          <w:top w:val="single" w:color="C7D2DD" w:sz="6"/>
+          <w:left w:val="single" w:color="C7D2DD" w:sz="6"/>
+          <w:bottom w:val="single" w:color="C7D2DD" w:sz="6"/>
+          <w:right w:val="single" w:color="C7D2DD" w:sz="6"/>
+          <w:insideH w:val="single" w:color="C7D2DD" w:sz="6"/>
+          <w:insideV w:val="single" w:color="C7D2DD" w:sz="6"/>
+        </w:tblBorders>
+      </w:tblPr>
+      <w:tblGrid>
+        <w:gridCol w:w="2800"/>
+        <w:gridCol w:w="3560"/>
+        <w:gridCol w:w="3000"/>
+      </w:tblGrid>
+      <w:tr>
+        <w:trPr>
+          <w:cantSplit/>
+          <w:tblHeader/>
+        </w:trPr>
+        <w:tc>
+          <w:tcPr>
+            <w:tcW w:type="dxa" w:w="2800"/>
+            <w:shd w:fill="EEF4F8" w:color="auto" w:val="clear"/>
+            <w:tcMar>
+              <w:top w:type="dxa" w:w="60"/>
+              <w:left w:type="dxa" w:w="100"/>
+              <w:bottom w:type="dxa" w:w="60"/>
+              <w:right w:type="dxa" w:w="100"/>
+            </w:tcMar>
+          </w:tcPr>
+          <w:p>
+            <w:pPr>
+              <w:spacing w:after="0" w:before="0"/>
+            </w:pPr>
+            <w:r>
+              <w:rPr>
+                <w:b/>
+                <w:bCs/>
+                <w:color w:val="0F2B3C"/>
+                <w:sz w:val="16"/>
+                <w:szCs w:val="16"/>
+              </w:rPr>
+              <w:t xml:space="preserve">CORE PROBLEM / GIVEN REPRESENTATION</w:t>
+            </w:r>
+          </w:p>
+        </w:tc>
+        <w:tc>
+          <w:tcPr>
+            <w:tcW w:type="dxa" w:w="3560"/>
+            <w:shd w:fill="EEF4F8" w:color="auto" w:val="clear"/>
+            <w:tcMar>
+              <w:top w:type="dxa" w:w="60"/>
+              <w:left w:type="dxa" w:w="100"/>
+              <w:bottom w:type="dxa" w:w="60"/>
+              <w:right w:type="dxa" w:w="100"/>
+            </w:tcMar>
+          </w:tcPr>
+          <w:p>
+            <w:pPr>
+              <w:spacing w:after="0" w:before="0"/>
+            </w:pPr>
+            <w:r>
+              <w:rPr>
+                <w:b/>
+                <w:bCs/>
+                <w:color w:val="0F2B3C"/>
+                <w:sz w:val="16"/>
+                <w:szCs w:val="16"/>
+              </w:rPr>
+              <w:t xml:space="preserve">WORKING SPACE / CALCULATION STEPS</w:t>
+            </w:r>
+          </w:p>
+        </w:tc>
+        <w:tc>
+          <w:tcPr>
+            <w:tcW w:type="dxa" w:w="3000"/>
+            <w:shd w:fill="FBF3E2" w:color="auto" w:val="clear"/>
+            <w:tcMar>
+              <w:top w:type="dxa" w:w="60"/>
+              <w:left w:type="dxa" w:w="100"/>
+              <w:bottom w:type="dxa" w:w="60"/>
+              <w:right w:type="dxa" w:w="100"/>
+            </w:tcMar>
+          </w:tcPr>
+          <w:p>
+            <w:pPr>
+              <w:spacing w:after="0" w:before="0"/>
+            </w:pPr>
+            <w:r>
+              <w:rPr>
+                <w:b/>
+                <w:bCs/>
+                <w:color w:val="7A5400"/>
+                <w:sz w:val="16"/>
+                <w:szCs w:val="16"/>
+              </w:rPr>
+              <w:t xml:space="preserve">EXPLAIN YOUR REASONING</w:t>
+            </w:r>
+          </w:p>
+        </w:tc>
+      </w:tr>
+      <w:tr>
+        <w:trPr>
+          <w:cantSplit/>
+        </w:trPr>
+        <w:tc>
+          <w:tcPr>
+            <w:tcW w:type="dxa" w:w="2800"/>
+            <w:tcMar>
+              <w:top w:type="dxa" w:w="80"/>
+              <w:left w:type="dxa" w:w="100"/>
+              <w:bottom w:type="dxa" w:w="80"/>
+              <w:right w:type="dxa" w:w="100"/>
+            </w:tcMar>
+            <w:vAlign w:val="top"/>
+          </w:tcPr>
+          <w:p>
+            <w:pPr>
+              <w:spacing w:after="40" w:before="0"/>
+            </w:pPr>
+            <w:r>
+              <w:rPr>
+                <w:b/>
+                <w:bCs/>
+                <w:color w:val="0F2B3C"/>
+                <w:sz w:val="20"/>
+                <w:szCs w:val="20"/>
+              </w:rPr>
+              <w:t xml:space="preserve">3.  7 × 1 = ___</w:t>
+            </w:r>
+          </w:p>
+        </w:tc>
+        <w:tc>
+          <w:tcPr>
+            <w:tcW w:type="dxa" w:w="3560"/>
+            <w:tcMar>
+              <w:top w:type="dxa" w:w="80"/>
+              <w:left w:type="dxa" w:w="100"/>
+              <w:bottom w:type="dxa" w:w="80"/>
+              <w:right w:type="dxa" w:w="100"/>
+            </w:tcMar>
+            <w:vAlign w:val="top"/>
+          </w:tcPr>
+          <w:p>
+            <w:pPr>
+              <w:spacing w:after="50" w:before="0"/>
+            </w:pPr>
+            <w:r>
+              <w:rPr>
+                <w:color w:val="BBBBBB"/>
+                <w:sz w:val="18"/>
+                <w:szCs w:val="18"/>
+              </w:rPr>
+              <w:t xml:space="preserve">____________________________</w:t>
+            </w:r>
+          </w:p>
+          <w:p>
+            <w:pPr>
+              <w:spacing w:after="50" w:before="0"/>
+            </w:pPr>
+            <w:r>
+              <w:rPr>
+                <w:color w:val="BBBBBB"/>
+                <w:sz w:val="18"/>
+                <w:szCs w:val="18"/>
+              </w:rPr>
+              <w:t xml:space="preserve">____________________________</w:t>
+            </w:r>
+          </w:p>
+          <w:p>
+            <w:pPr>
+              <w:spacing w:after="50" w:before="0"/>
+            </w:pPr>
+            <w:r>
+              <w:rPr>
+                <w:color w:val="BBBBBB"/>
+                <w:sz w:val="18"/>
+                <w:szCs w:val="18"/>
+              </w:rPr>
+              <w:t xml:space="preserve">____________________________</w:t>
+            </w:r>
+          </w:p>
+          <w:p>
+            <w:pPr>
+              <w:spacing w:after="50" w:before="0"/>
+            </w:pPr>
+            <w:r>
+              <w:rPr>
+                <w:color w:val="BBBBBB"/>
+                <w:sz w:val="18"/>
+                <w:szCs w:val="18"/>
+              </w:rPr>
+              <w:t xml:space="preserve">____________________________</w:t>
+            </w:r>
+          </w:p>
+        </w:tc>
+        <w:tc>
+          <w:tcPr>
+            <w:tcW w:type="dxa" w:w="3000"/>
+            <w:shd w:fill="FBF3E2" w:color="auto" w:val="clear"/>
+            <w:tcMar>
+              <w:top w:type="dxa" w:w="80"/>
+              <w:left w:type="dxa" w:w="100"/>
+              <w:bottom w:type="dxa" w:w="80"/>
+              <w:right w:type="dxa" w:w="100"/>
+            </w:tcMar>
+            <w:vAlign w:val="top"/>
+          </w:tcPr>
+          <w:p>
+            <w:pPr>
+              <w:spacing w:after="30" w:before="0"/>
+            </w:pPr>
+            <w:r>
+              <w:rPr>
+                <w:b/>
+                <w:bCs/>
+                <w:color w:val="0F2B3C"/>
+                <w:sz w:val="18"/>
+                <w:szCs w:val="18"/>
+              </w:rPr>
+              <w:t xml:space="preserve">Because... ________________</w:t>
+            </w:r>
+          </w:p>
+          <w:p>
+            <w:pPr>
+              <w:spacing w:after="50" w:before="0"/>
+            </w:pPr>
+            <w:r>
+              <w:rPr>
+                <w:color w:val="BBBBBB"/>
+                <w:sz w:val="18"/>
+                <w:szCs w:val="18"/>
+              </w:rPr>
+              <w:t xml:space="preserve">____________________________</w:t>
+            </w:r>
+          </w:p>
+          <w:p>
+            <w:pPr>
+              <w:spacing w:after="30" w:before="40"/>
+            </w:pPr>
+            <w:r>
+              <w:rPr>
+                <w:b/>
+                <w:bCs/>
+                <w:color w:val="1A6FB5"/>
+                <w:sz w:val="18"/>
+                <w:szCs w:val="18"/>
+              </w:rPr>
+              <w:t xml:space="preserve">Although... _______________</w:t>
+            </w:r>
+          </w:p>
+          <w:p>
+            <w:pPr>
+              <w:spacing w:after="50" w:before="0"/>
+            </w:pPr>
+            <w:r>
+              <w:rPr>
+                <w:color w:val="BBBBBB"/>
+                <w:sz w:val="18"/>
+                <w:szCs w:val="18"/>
+              </w:rPr>
+              <w:t xml:space="preserve">____________________________</w:t>
+            </w:r>
+          </w:p>
+          <w:p>
+            <w:pPr>
+              <w:spacing w:after="30" w:before="40"/>
+            </w:pPr>
+            <w:r>
+              <w:rPr>
+                <w:b/>
+                <w:bCs/>
+                <w:color w:val="7A5400"/>
+                <w:sz w:val="18"/>
+                <w:szCs w:val="18"/>
+              </w:rPr>
+              <w:t xml:space="preserve">Therefore... ______________</w:t>
+            </w:r>
+          </w:p>
+          <w:p>
+            <w:pPr>
+              <w:spacing w:after="50" w:before="0"/>
+            </w:pPr>
+            <w:r>
+              <w:rPr>
+                <w:color w:val="BBBBBB"/>
+                <w:sz w:val="18"/>
+                <w:szCs w:val="18"/>
+              </w:rPr>
+              <w:t xml:space="preserve">____________________________</w:t>
+            </w:r>
+          </w:p>
+        </w:tc>
+      </w:tr>
+    </w:tbl>
     <w:p>
       <w:pPr>
-        <w:spacing w:after="40" w:before="0"/>
-      </w:pPr>
-      <w:r>
-        <w:rPr>
-          <w:sz w:val="22"/>
-          <w:szCs w:val="22"/>
-        </w:rPr>
-        <w:t xml:space="preserve">2.  4 × 2 = ___ (same numbers, swapped)</w:t>
-      </w:r>
-    </w:p>
-    <w:p>
-      <w:pPr>
-        <w:spacing w:after="80" w:before="0"/>
-      </w:pPr>
-      <w:r>
-        <w:rPr>
-          <w:color w:val="BBBBBB"/>
-        </w:rPr>
-        <w:t xml:space="preserve">____________________________________________________</w:t>
-      </w:r>
-    </w:p>
-    <w:p>
-      <w:pPr>
-        <w:spacing w:after="40" w:before="0"/>
-      </w:pPr>
-      <w:r>
-        <w:rPr>
-          <w:sz w:val="22"/>
-          <w:szCs w:val="22"/>
-        </w:rPr>
-        <w:t xml:space="preserve">3.  7 × 1 = ___</w:t>
-      </w:r>
-    </w:p>
-    <w:p>
-      <w:pPr>
-        <w:spacing w:after="80" w:before="0"/>
-      </w:pPr>
-      <w:r>
-        <w:rPr>
-          <w:color w:val="BBBBBB"/>
-        </w:rPr>
-        <w:t xml:space="preserve">____________________________________________________</w:t>
+        <w:spacing w:after="60" w:before="0"/>
+      </w:pPr>
+      <w:r>
+        <w:t xml:space="preserve"/>
       </w:r>
     </w:p>
     <w:p>
@@ -323,63 +3411,629 @@
         <w:t xml:space="preserve">Warm up straight into the properties.</w:t>
       </w:r>
     </w:p>
+    <w:tbl>
+      <w:tblPr>
+        <w:tblW w:type="dxa" w:w="9360"/>
+        <w:tblBorders>
+          <w:top w:val="single" w:color="C7D2DD" w:sz="6"/>
+          <w:left w:val="single" w:color="C7D2DD" w:sz="6"/>
+          <w:bottom w:val="single" w:color="C7D2DD" w:sz="6"/>
+          <w:right w:val="single" w:color="C7D2DD" w:sz="6"/>
+          <w:insideH w:val="single" w:color="C7D2DD" w:sz="6"/>
+          <w:insideV w:val="single" w:color="C7D2DD" w:sz="6"/>
+        </w:tblBorders>
+      </w:tblPr>
+      <w:tblGrid>
+        <w:gridCol w:w="2800"/>
+        <w:gridCol w:w="3560"/>
+        <w:gridCol w:w="3000"/>
+      </w:tblGrid>
+      <w:tr>
+        <w:trPr>
+          <w:cantSplit/>
+          <w:tblHeader/>
+        </w:trPr>
+        <w:tc>
+          <w:tcPr>
+            <w:tcW w:type="dxa" w:w="2800"/>
+            <w:shd w:fill="EEF4F8" w:color="auto" w:val="clear"/>
+            <w:tcMar>
+              <w:top w:type="dxa" w:w="60"/>
+              <w:left w:type="dxa" w:w="100"/>
+              <w:bottom w:type="dxa" w:w="60"/>
+              <w:right w:type="dxa" w:w="100"/>
+            </w:tcMar>
+          </w:tcPr>
+          <w:p>
+            <w:pPr>
+              <w:spacing w:after="0" w:before="0"/>
+            </w:pPr>
+            <w:r>
+              <w:rPr>
+                <w:b/>
+                <w:bCs/>
+                <w:color w:val="0F2B3C"/>
+                <w:sz w:val="16"/>
+                <w:szCs w:val="16"/>
+              </w:rPr>
+              <w:t xml:space="preserve">CORE PROBLEM / GIVEN REPRESENTATION</w:t>
+            </w:r>
+          </w:p>
+        </w:tc>
+        <w:tc>
+          <w:tcPr>
+            <w:tcW w:type="dxa" w:w="3560"/>
+            <w:shd w:fill="EEF4F8" w:color="auto" w:val="clear"/>
+            <w:tcMar>
+              <w:top w:type="dxa" w:w="60"/>
+              <w:left w:type="dxa" w:w="100"/>
+              <w:bottom w:type="dxa" w:w="60"/>
+              <w:right w:type="dxa" w:w="100"/>
+            </w:tcMar>
+          </w:tcPr>
+          <w:p>
+            <w:pPr>
+              <w:spacing w:after="0" w:before="0"/>
+            </w:pPr>
+            <w:r>
+              <w:rPr>
+                <w:b/>
+                <w:bCs/>
+                <w:color w:val="0F2B3C"/>
+                <w:sz w:val="16"/>
+                <w:szCs w:val="16"/>
+              </w:rPr>
+              <w:t xml:space="preserve">WORKING SPACE / CALCULATION STEPS</w:t>
+            </w:r>
+          </w:p>
+        </w:tc>
+        <w:tc>
+          <w:tcPr>
+            <w:tcW w:type="dxa" w:w="3000"/>
+            <w:shd w:fill="FBF3E2" w:color="auto" w:val="clear"/>
+            <w:tcMar>
+              <w:top w:type="dxa" w:w="60"/>
+              <w:left w:type="dxa" w:w="100"/>
+              <w:bottom w:type="dxa" w:w="60"/>
+              <w:right w:type="dxa" w:w="100"/>
+            </w:tcMar>
+          </w:tcPr>
+          <w:p>
+            <w:pPr>
+              <w:spacing w:after="0" w:before="0"/>
+            </w:pPr>
+            <w:r>
+              <w:rPr>
+                <w:b/>
+                <w:bCs/>
+                <w:color w:val="7A5400"/>
+                <w:sz w:val="16"/>
+                <w:szCs w:val="16"/>
+              </w:rPr>
+              <w:t xml:space="preserve">EXPLAIN YOUR REASONING</w:t>
+            </w:r>
+          </w:p>
+        </w:tc>
+      </w:tr>
+      <w:tr>
+        <w:trPr>
+          <w:cantSplit/>
+        </w:trPr>
+        <w:tc>
+          <w:tcPr>
+            <w:tcW w:type="dxa" w:w="2800"/>
+            <w:tcMar>
+              <w:top w:type="dxa" w:w="80"/>
+              <w:left w:type="dxa" w:w="100"/>
+              <w:bottom w:type="dxa" w:w="80"/>
+              <w:right w:type="dxa" w:w="100"/>
+            </w:tcMar>
+            <w:vAlign w:val="top"/>
+          </w:tcPr>
+          <w:p>
+            <w:pPr>
+              <w:spacing w:after="40" w:before="0"/>
+            </w:pPr>
+            <w:r>
+              <w:rPr>
+                <w:b/>
+                <w:bCs/>
+                <w:color w:val="0F2B3C"/>
+                <w:sz w:val="20"/>
+                <w:szCs w:val="20"/>
+              </w:rPr>
+              <w:t xml:space="preserve">1.  Which equals 6 × 3?</w:t>
+            </w:r>
+          </w:p>
+          <w:p>
+            <w:pPr>
+              <w:spacing w:after="0" w:before="0"/>
+            </w:pPr>
+            <w:r>
+              <w:rPr>
+                <w:color w:val="5E6E7E"/>
+                <w:sz w:val="18"/>
+                <w:szCs w:val="18"/>
+              </w:rPr>
+              <w:t xml:space="preserve">Choices: 6 + 3   /   3 × 6   /   6 − 3   /   6 ÷ 3</w:t>
+            </w:r>
+          </w:p>
+        </w:tc>
+        <w:tc>
+          <w:tcPr>
+            <w:tcW w:type="dxa" w:w="3560"/>
+            <w:tcMar>
+              <w:top w:type="dxa" w:w="80"/>
+              <w:left w:type="dxa" w:w="100"/>
+              <w:bottom w:type="dxa" w:w="80"/>
+              <w:right w:type="dxa" w:w="100"/>
+            </w:tcMar>
+            <w:vAlign w:val="top"/>
+          </w:tcPr>
+          <w:p>
+            <w:pPr>
+              <w:spacing w:after="50" w:before="0"/>
+            </w:pPr>
+            <w:r>
+              <w:rPr>
+                <w:color w:val="BBBBBB"/>
+                <w:sz w:val="18"/>
+                <w:szCs w:val="18"/>
+              </w:rPr>
+              <w:t xml:space="preserve">____________________________</w:t>
+            </w:r>
+          </w:p>
+          <w:p>
+            <w:pPr>
+              <w:spacing w:after="50" w:before="0"/>
+            </w:pPr>
+            <w:r>
+              <w:rPr>
+                <w:color w:val="BBBBBB"/>
+                <w:sz w:val="18"/>
+                <w:szCs w:val="18"/>
+              </w:rPr>
+              <w:t xml:space="preserve">____________________________</w:t>
+            </w:r>
+          </w:p>
+          <w:p>
+            <w:pPr>
+              <w:spacing w:after="50" w:before="0"/>
+            </w:pPr>
+            <w:r>
+              <w:rPr>
+                <w:color w:val="BBBBBB"/>
+                <w:sz w:val="18"/>
+                <w:szCs w:val="18"/>
+              </w:rPr>
+              <w:t xml:space="preserve">____________________________</w:t>
+            </w:r>
+          </w:p>
+          <w:p>
+            <w:pPr>
+              <w:spacing w:after="50" w:before="0"/>
+            </w:pPr>
+            <w:r>
+              <w:rPr>
+                <w:color w:val="BBBBBB"/>
+                <w:sz w:val="18"/>
+                <w:szCs w:val="18"/>
+              </w:rPr>
+              <w:t xml:space="preserve">____________________________</w:t>
+            </w:r>
+          </w:p>
+        </w:tc>
+        <w:tc>
+          <w:tcPr>
+            <w:tcW w:type="dxa" w:w="3000"/>
+            <w:shd w:fill="FBF3E2" w:color="auto" w:val="clear"/>
+            <w:tcMar>
+              <w:top w:type="dxa" w:w="80"/>
+              <w:left w:type="dxa" w:w="100"/>
+              <w:bottom w:type="dxa" w:w="80"/>
+              <w:right w:type="dxa" w:w="100"/>
+            </w:tcMar>
+            <w:vAlign w:val="top"/>
+          </w:tcPr>
+          <w:p>
+            <w:pPr>
+              <w:spacing w:after="30" w:before="0"/>
+            </w:pPr>
+            <w:r>
+              <w:rPr>
+                <w:b/>
+                <w:bCs/>
+                <w:color w:val="0F2B3C"/>
+                <w:sz w:val="18"/>
+                <w:szCs w:val="18"/>
+              </w:rPr>
+              <w:t xml:space="preserve">Because... ________________</w:t>
+            </w:r>
+          </w:p>
+          <w:p>
+            <w:pPr>
+              <w:spacing w:after="50" w:before="0"/>
+            </w:pPr>
+            <w:r>
+              <w:rPr>
+                <w:color w:val="BBBBBB"/>
+                <w:sz w:val="18"/>
+                <w:szCs w:val="18"/>
+              </w:rPr>
+              <w:t xml:space="preserve">____________________________</w:t>
+            </w:r>
+          </w:p>
+          <w:p>
+            <w:pPr>
+              <w:spacing w:after="30" w:before="40"/>
+            </w:pPr>
+            <w:r>
+              <w:rPr>
+                <w:b/>
+                <w:bCs/>
+                <w:color w:val="1A6FB5"/>
+                <w:sz w:val="18"/>
+                <w:szCs w:val="18"/>
+              </w:rPr>
+              <w:t xml:space="preserve">Although... _______________</w:t>
+            </w:r>
+          </w:p>
+          <w:p>
+            <w:pPr>
+              <w:spacing w:after="50" w:before="0"/>
+            </w:pPr>
+            <w:r>
+              <w:rPr>
+                <w:color w:val="BBBBBB"/>
+                <w:sz w:val="18"/>
+                <w:szCs w:val="18"/>
+              </w:rPr>
+              <w:t xml:space="preserve">____________________________</w:t>
+            </w:r>
+          </w:p>
+          <w:p>
+            <w:pPr>
+              <w:spacing w:after="30" w:before="40"/>
+            </w:pPr>
+            <w:r>
+              <w:rPr>
+                <w:b/>
+                <w:bCs/>
+                <w:color w:val="7A5400"/>
+                <w:sz w:val="18"/>
+                <w:szCs w:val="18"/>
+              </w:rPr>
+              <w:t xml:space="preserve">Therefore... ______________</w:t>
+            </w:r>
+          </w:p>
+          <w:p>
+            <w:pPr>
+              <w:spacing w:after="50" w:before="0"/>
+            </w:pPr>
+            <w:r>
+              <w:rPr>
+                <w:color w:val="BBBBBB"/>
+                <w:sz w:val="18"/>
+                <w:szCs w:val="18"/>
+              </w:rPr>
+              <w:t xml:space="preserve">____________________________</w:t>
+            </w:r>
+          </w:p>
+        </w:tc>
+      </w:tr>
+    </w:tbl>
     <w:p>
       <w:pPr>
-        <w:spacing w:after="40" w:before="0"/>
-      </w:pPr>
-      <w:r>
-        <w:rPr>
-          <w:sz w:val="22"/>
-          <w:szCs w:val="22"/>
-        </w:rPr>
-        <w:t xml:space="preserve">1.  Which equals 6 × 3?</w:t>
+        <w:spacing w:after="60" w:before="0"/>
+      </w:pPr>
+      <w:r>
+        <w:t xml:space="preserve"/>
       </w:r>
     </w:p>
+    <w:tbl>
+      <w:tblPr>
+        <w:tblW w:type="dxa" w:w="9360"/>
+        <w:tblBorders>
+          <w:top w:val="single" w:color="C7D2DD" w:sz="6"/>
+          <w:left w:val="single" w:color="C7D2DD" w:sz="6"/>
+          <w:bottom w:val="single" w:color="C7D2DD" w:sz="6"/>
+          <w:right w:val="single" w:color="C7D2DD" w:sz="6"/>
+          <w:insideH w:val="single" w:color="C7D2DD" w:sz="6"/>
+          <w:insideV w:val="single" w:color="C7D2DD" w:sz="6"/>
+        </w:tblBorders>
+      </w:tblPr>
+      <w:tblGrid>
+        <w:gridCol w:w="2800"/>
+        <w:gridCol w:w="3560"/>
+        <w:gridCol w:w="3000"/>
+      </w:tblGrid>
+      <w:tr>
+        <w:trPr>
+          <w:cantSplit/>
+          <w:tblHeader/>
+        </w:trPr>
+        <w:tc>
+          <w:tcPr>
+            <w:tcW w:type="dxa" w:w="2800"/>
+            <w:shd w:fill="EEF4F8" w:color="auto" w:val="clear"/>
+            <w:tcMar>
+              <w:top w:type="dxa" w:w="60"/>
+              <w:left w:type="dxa" w:w="100"/>
+              <w:bottom w:type="dxa" w:w="60"/>
+              <w:right w:type="dxa" w:w="100"/>
+            </w:tcMar>
+          </w:tcPr>
+          <w:p>
+            <w:pPr>
+              <w:spacing w:after="0" w:before="0"/>
+            </w:pPr>
+            <w:r>
+              <w:rPr>
+                <w:b/>
+                <w:bCs/>
+                <w:color w:val="0F2B3C"/>
+                <w:sz w:val="16"/>
+                <w:szCs w:val="16"/>
+              </w:rPr>
+              <w:t xml:space="preserve">CORE PROBLEM / GIVEN REPRESENTATION</w:t>
+            </w:r>
+          </w:p>
+        </w:tc>
+        <w:tc>
+          <w:tcPr>
+            <w:tcW w:type="dxa" w:w="3560"/>
+            <w:shd w:fill="EEF4F8" w:color="auto" w:val="clear"/>
+            <w:tcMar>
+              <w:top w:type="dxa" w:w="60"/>
+              <w:left w:type="dxa" w:w="100"/>
+              <w:bottom w:type="dxa" w:w="60"/>
+              <w:right w:type="dxa" w:w="100"/>
+            </w:tcMar>
+          </w:tcPr>
+          <w:p>
+            <w:pPr>
+              <w:spacing w:after="0" w:before="0"/>
+            </w:pPr>
+            <w:r>
+              <w:rPr>
+                <w:b/>
+                <w:bCs/>
+                <w:color w:val="0F2B3C"/>
+                <w:sz w:val="16"/>
+                <w:szCs w:val="16"/>
+              </w:rPr>
+              <w:t xml:space="preserve">WORKING SPACE / CALCULATION STEPS</w:t>
+            </w:r>
+          </w:p>
+        </w:tc>
+        <w:tc>
+          <w:tcPr>
+            <w:tcW w:type="dxa" w:w="3000"/>
+            <w:shd w:fill="FBF3E2" w:color="auto" w:val="clear"/>
+            <w:tcMar>
+              <w:top w:type="dxa" w:w="60"/>
+              <w:left w:type="dxa" w:w="100"/>
+              <w:bottom w:type="dxa" w:w="60"/>
+              <w:right w:type="dxa" w:w="100"/>
+            </w:tcMar>
+          </w:tcPr>
+          <w:p>
+            <w:pPr>
+              <w:spacing w:after="0" w:before="0"/>
+            </w:pPr>
+            <w:r>
+              <w:rPr>
+                <w:b/>
+                <w:bCs/>
+                <w:color w:val="7A5400"/>
+                <w:sz w:val="16"/>
+                <w:szCs w:val="16"/>
+              </w:rPr>
+              <w:t xml:space="preserve">EXPLAIN YOUR REASONING</w:t>
+            </w:r>
+          </w:p>
+        </w:tc>
+      </w:tr>
+      <w:tr>
+        <w:trPr>
+          <w:cantSplit/>
+        </w:trPr>
+        <w:tc>
+          <w:tcPr>
+            <w:tcW w:type="dxa" w:w="2800"/>
+            <w:tcMar>
+              <w:top w:type="dxa" w:w="80"/>
+              <w:left w:type="dxa" w:w="100"/>
+              <w:bottom w:type="dxa" w:w="80"/>
+              <w:right w:type="dxa" w:w="100"/>
+            </w:tcMar>
+            <w:vAlign w:val="top"/>
+          </w:tcPr>
+          <w:p>
+            <w:pPr>
+              <w:spacing w:after="40" w:before="0"/>
+            </w:pPr>
+            <w:r>
+              <w:rPr>
+                <w:b/>
+                <w:bCs/>
+                <w:color w:val="0F2B3C"/>
+                <w:sz w:val="20"/>
+                <w:szCs w:val="20"/>
+              </w:rPr>
+              <w:t xml:space="preserve">2.  9 × 1 = ___</w:t>
+            </w:r>
+          </w:p>
+        </w:tc>
+        <w:tc>
+          <w:tcPr>
+            <w:tcW w:type="dxa" w:w="3560"/>
+            <w:tcMar>
+              <w:top w:type="dxa" w:w="80"/>
+              <w:left w:type="dxa" w:w="100"/>
+              <w:bottom w:type="dxa" w:w="80"/>
+              <w:right w:type="dxa" w:w="100"/>
+            </w:tcMar>
+            <w:vAlign w:val="top"/>
+          </w:tcPr>
+          <w:p>
+            <w:pPr>
+              <w:spacing w:after="50" w:before="0"/>
+            </w:pPr>
+            <w:r>
+              <w:rPr>
+                <w:color w:val="BBBBBB"/>
+                <w:sz w:val="18"/>
+                <w:szCs w:val="18"/>
+              </w:rPr>
+              <w:t xml:space="preserve">____________________________</w:t>
+            </w:r>
+          </w:p>
+          <w:p>
+            <w:pPr>
+              <w:spacing w:after="50" w:before="0"/>
+            </w:pPr>
+            <w:r>
+              <w:rPr>
+                <w:color w:val="BBBBBB"/>
+                <w:sz w:val="18"/>
+                <w:szCs w:val="18"/>
+              </w:rPr>
+              <w:t xml:space="preserve">____________________________</w:t>
+            </w:r>
+          </w:p>
+          <w:p>
+            <w:pPr>
+              <w:spacing w:after="50" w:before="0"/>
+            </w:pPr>
+            <w:r>
+              <w:rPr>
+                <w:color w:val="BBBBBB"/>
+                <w:sz w:val="18"/>
+                <w:szCs w:val="18"/>
+              </w:rPr>
+              <w:t xml:space="preserve">____________________________</w:t>
+            </w:r>
+          </w:p>
+          <w:p>
+            <w:pPr>
+              <w:spacing w:after="50" w:before="0"/>
+            </w:pPr>
+            <w:r>
+              <w:rPr>
+                <w:color w:val="BBBBBB"/>
+                <w:sz w:val="18"/>
+                <w:szCs w:val="18"/>
+              </w:rPr>
+              <w:t xml:space="preserve">____________________________</w:t>
+            </w:r>
+          </w:p>
+        </w:tc>
+        <w:tc>
+          <w:tcPr>
+            <w:tcW w:type="dxa" w:w="3000"/>
+            <w:shd w:fill="FBF3E2" w:color="auto" w:val="clear"/>
+            <w:tcMar>
+              <w:top w:type="dxa" w:w="80"/>
+              <w:left w:type="dxa" w:w="100"/>
+              <w:bottom w:type="dxa" w:w="80"/>
+              <w:right w:type="dxa" w:w="100"/>
+            </w:tcMar>
+            <w:vAlign w:val="top"/>
+          </w:tcPr>
+          <w:p>
+            <w:pPr>
+              <w:spacing w:after="30" w:before="0"/>
+            </w:pPr>
+            <w:r>
+              <w:rPr>
+                <w:b/>
+                <w:bCs/>
+                <w:color w:val="0F2B3C"/>
+                <w:sz w:val="18"/>
+                <w:szCs w:val="18"/>
+              </w:rPr>
+              <w:t xml:space="preserve">Because... ________________</w:t>
+            </w:r>
+          </w:p>
+          <w:p>
+            <w:pPr>
+              <w:spacing w:after="50" w:before="0"/>
+            </w:pPr>
+            <w:r>
+              <w:rPr>
+                <w:color w:val="BBBBBB"/>
+                <w:sz w:val="18"/>
+                <w:szCs w:val="18"/>
+              </w:rPr>
+              <w:t xml:space="preserve">____________________________</w:t>
+            </w:r>
+          </w:p>
+          <w:p>
+            <w:pPr>
+              <w:spacing w:after="30" w:before="40"/>
+            </w:pPr>
+            <w:r>
+              <w:rPr>
+                <w:b/>
+                <w:bCs/>
+                <w:color w:val="1A6FB5"/>
+                <w:sz w:val="18"/>
+                <w:szCs w:val="18"/>
+              </w:rPr>
+              <w:t xml:space="preserve">Although... _______________</w:t>
+            </w:r>
+          </w:p>
+          <w:p>
+            <w:pPr>
+              <w:spacing w:after="50" w:before="0"/>
+            </w:pPr>
+            <w:r>
+              <w:rPr>
+                <w:color w:val="BBBBBB"/>
+                <w:sz w:val="18"/>
+                <w:szCs w:val="18"/>
+              </w:rPr>
+              <w:t xml:space="preserve">____________________________</w:t>
+            </w:r>
+          </w:p>
+          <w:p>
+            <w:pPr>
+              <w:spacing w:after="30" w:before="40"/>
+            </w:pPr>
+            <w:r>
+              <w:rPr>
+                <w:b/>
+                <w:bCs/>
+                <w:color w:val="7A5400"/>
+                <w:sz w:val="18"/>
+                <w:szCs w:val="18"/>
+              </w:rPr>
+              <w:t xml:space="preserve">Therefore... ______________</w:t>
+            </w:r>
+          </w:p>
+          <w:p>
+            <w:pPr>
+              <w:spacing w:after="50" w:before="0"/>
+            </w:pPr>
+            <w:r>
+              <w:rPr>
+                <w:color w:val="BBBBBB"/>
+                <w:sz w:val="18"/>
+                <w:szCs w:val="18"/>
+              </w:rPr>
+              <w:t xml:space="preserve">____________________________</w:t>
+            </w:r>
+          </w:p>
+        </w:tc>
+      </w:tr>
+    </w:tbl>
     <w:p>
       <w:pPr>
-        <w:spacing w:after="40" w:before="0"/>
-      </w:pPr>
-      <w:r>
-        <w:rPr>
-          <w:color w:val="5E6E7E"/>
-          <w:sz w:val="20"/>
-          <w:szCs w:val="20"/>
-        </w:rPr>
-        <w:t xml:space="preserve">     choices: 6 + 3   /   3 × 6   /   6 − 3   /   6 ÷ 3</w:t>
-      </w:r>
-    </w:p>
-    <w:p>
-      <w:pPr>
-        <w:spacing w:after="80" w:before="0"/>
-      </w:pPr>
-      <w:r>
-        <w:rPr>
-          <w:color w:val="BBBBBB"/>
-        </w:rPr>
-        <w:t xml:space="preserve">____________________________________________________</w:t>
-      </w:r>
-    </w:p>
-    <w:p>
-      <w:pPr>
-        <w:spacing w:after="40" w:before="0"/>
-      </w:pPr>
-      <w:r>
-        <w:rPr>
-          <w:sz w:val="22"/>
-          <w:szCs w:val="22"/>
-        </w:rPr>
-        <w:t xml:space="preserve">2.  9 × 1 = ___</w:t>
-      </w:r>
-    </w:p>
-    <w:p>
-      <w:pPr>
-        <w:spacing w:after="80" w:before="0"/>
-      </w:pPr>
-      <w:r>
-        <w:rPr>
-          <w:color w:val="BBBBBB"/>
-        </w:rPr>
-        <w:t xml:space="preserve">____________________________________________________</w:t>
+        <w:spacing w:after="60" w:before="0"/>
+      </w:pPr>
+      <w:r>
+        <w:t xml:space="preserve"/>
       </w:r>
     </w:p>
     <w:p>
@@ -456,6 +4110,141 @@
         <w:t xml:space="preserve">____________________________________________________</w:t>
       </w:r>
     </w:p>
+    <w:tbl>
+      <w:tblPr>
+        <w:tblW w:type="dxa" w:w="9360"/>
+        <w:tblBorders>
+          <w:top w:val="single" w:color="C7D2DD" w:sz="6"/>
+          <w:left w:val="single" w:color="C7D2DD" w:sz="6"/>
+          <w:bottom w:val="single" w:color="C7D2DD" w:sz="6"/>
+          <w:right w:val="single" w:color="C7D2DD" w:sz="6"/>
+          <w:insideH w:val="single" w:color="C7D2DD" w:sz="6"/>
+          <w:insideV w:val="single" w:color="C7D2DD" w:sz="6"/>
+        </w:tblBorders>
+      </w:tblPr>
+      <w:tblGrid>
+        <w:gridCol w:w="3120"/>
+        <w:gridCol w:w="3120"/>
+        <w:gridCol w:w="3120"/>
+      </w:tblGrid>
+      <w:tr>
+        <w:trPr>
+          <w:cantSplit/>
+          <w:tblHeader/>
+        </w:trPr>
+        <w:tc>
+          <w:tcPr>
+            <w:tcW w:type="dxa" w:w="9360"/>
+            <w:gridSpan w:val="3"/>
+            <w:shd w:fill="EEF4F8" w:color="auto" w:val="clear"/>
+            <w:tcMar>
+              <w:top w:type="dxa" w:w="60"/>
+              <w:left w:type="dxa" w:w="100"/>
+              <w:bottom w:type="dxa" w:w="60"/>
+              <w:right w:type="dxa" w:w="100"/>
+            </w:tcMar>
+          </w:tcPr>
+          <w:p>
+            <w:pPr>
+              <w:spacing w:after="0" w:before="0"/>
+            </w:pPr>
+            <w:r>
+              <w:rPr>
+                <w:b/>
+                <w:bCs/>
+                <w:color w:val="0F2B3C"/>
+                <w:sz w:val="18"/>
+                <w:szCs w:val="18"/>
+              </w:rPr>
+              <w:t xml:space="preserve">EXIT CHECK · 3-POINT SELF-ASSESSMENT CHECKLIST</w:t>
+            </w:r>
+          </w:p>
+        </w:tc>
+      </w:tr>
+      <w:tr>
+        <w:trPr>
+          <w:cantSplit/>
+        </w:trPr>
+        <w:tc>
+          <w:tcPr>
+            <w:tcW w:type="dxa" w:w="3120"/>
+            <w:tcMar>
+              <w:top w:type="dxa" w:w="80"/>
+              <w:left w:type="dxa" w:w="100"/>
+              <w:bottom w:type="dxa" w:w="80"/>
+              <w:right w:type="dxa" w:w="100"/>
+            </w:tcMar>
+          </w:tcPr>
+          <w:p>
+            <w:pPr>
+              <w:spacing w:after="0" w:before="0"/>
+            </w:pPr>
+            <w:r>
+              <w:rPr>
+                <w:b/>
+                <w:bCs/>
+                <w:color w:val="0F2B3C"/>
+                <w:sz w:val="18"/>
+                <w:szCs w:val="18"/>
+              </w:rPr>
+              <w:t xml:space="preserve">☐ 1. Units &amp; Labels Verified</w:t>
+            </w:r>
+          </w:p>
+        </w:tc>
+        <w:tc>
+          <w:tcPr>
+            <w:tcW w:type="dxa" w:w="3120"/>
+            <w:tcMar>
+              <w:top w:type="dxa" w:w="80"/>
+              <w:left w:type="dxa" w:w="100"/>
+              <w:bottom w:type="dxa" w:w="80"/>
+              <w:right w:type="dxa" w:w="100"/>
+            </w:tcMar>
+          </w:tcPr>
+          <w:p>
+            <w:pPr>
+              <w:spacing w:after="0" w:before="0"/>
+            </w:pPr>
+            <w:r>
+              <w:rPr>
+                <w:b/>
+                <w:bCs/>
+                <w:color w:val="0F2B3C"/>
+                <w:sz w:val="18"/>
+                <w:szCs w:val="18"/>
+              </w:rPr>
+              <w:t xml:space="preserve">☐ 2. Reasoning Stated (Because / Although / Therefore)</w:t>
+            </w:r>
+          </w:p>
+        </w:tc>
+        <w:tc>
+          <w:tcPr>
+            <w:tcW w:type="dxa" w:w="3120"/>
+            <w:tcMar>
+              <w:top w:type="dxa" w:w="80"/>
+              <w:left w:type="dxa" w:w="100"/>
+              <w:bottom w:type="dxa" w:w="80"/>
+              <w:right w:type="dxa" w:w="100"/>
+            </w:tcMar>
+          </w:tcPr>
+          <w:p>
+            <w:pPr>
+              <w:spacing w:after="0" w:before="0"/>
+            </w:pPr>
+            <w:r>
+              <w:rPr>
+                <w:b/>
+                <w:bCs/>
+                <w:color w:val="0F2B3C"/>
+                <w:sz w:val="18"/>
+                <w:szCs w:val="18"/>
+              </w:rPr>
+              <w:t xml:space="preserve">☐ 3. Calculations Double-Checked</w:t>
+            </w:r>
+          </w:p>
+        </w:tc>
+      </w:tr>
+    </w:tbl>
     <w:p>
       <w:pPr>
         <w:spacing w:after="60" w:before="120"/>
